--- a/docx/10-servicios-red/boletin-U10-avanzado-resuelto.docx
+++ b/docx/10-servicios-red/boletin-U10-avanzado-resuelto.docx
@@ -15,6 +15,9 @@
             <w:pStyle w:val="TOCHeading"/>
           </w:pPr>
           <w:r>
+            <w:rPr>
+              <w:lang w:val="es-ES"/>
+            </w:rPr>
             <w:t xml:space="preserve">Table of Contents</w:t>
           </w:r>
         </w:p>
@@ -34,6 +37,9 @@
         <w:pStyle w:val="Heading1"/>
       </w:pPr>
       <w:r>
+        <w:rPr>
+          <w:lang w:val="es-ES"/>
+        </w:rPr>
         <w:t xml:space="preserve">Boletín UD10 — Avanzado (Resuelto)</w:t>
       </w:r>
     </w:p>
@@ -44,6 +50,9 @@
         <w:pStyle w:val="Heading1"/>
       </w:pPr>
       <w:r>
+        <w:rPr>
+          <w:lang w:val="es-ES"/>
+        </w:rPr>
         <w:t xml:space="preserve">✅ Boletín UD10 — Avanzado (Resuelto)</w:t>
       </w:r>
     </w:p>
@@ -60,6 +69,9 @@
         <w:pStyle w:val="Heading2"/>
       </w:pPr>
       <w:r>
+        <w:rPr>
+          <w:lang w:val="es-ES"/>
+        </w:rPr>
         <w:t xml:space="preserve">1. DHCP en el router Cisco</w:t>
       </w:r>
     </w:p>
@@ -188,6 +200,9 @@
         </w:numPr>
       </w:pPr>
       <w:r>
+        <w:rPr>
+          <w:lang w:val="es-ES"/>
+        </w:rPr>
         <w:t xml:space="preserve">Secuencia de diagnóstico:</w:t>
       </w:r>
     </w:p>
@@ -202,13 +217,20 @@
       <w:r>
         <w:rPr>
           <w:rStyle w:val="VerbatimChar"/>
+          <w:lang w:val="es-ES"/>
         </w:rPr>
         <w:t xml:space="preserve">show running-config | section dhcp</w:t>
       </w:r>
       <w:r>
-        <w:t xml:space="preserve"> </w:t>
-      </w:r>
-      <w:r>
+        <w:rPr>
+          <w:lang w:val="es-ES"/>
+        </w:rPr>
+        <w:t xml:space="preserve"> </w:t>
+      </w:r>
+      <w:r>
+        <w:rPr>
+          <w:lang w:val="es-ES"/>
+        </w:rPr>
         <w:t xml:space="preserve">→ ¿existe el pool y las exclusiones?</w:t>
       </w:r>
     </w:p>
@@ -223,13 +245,20 @@
       <w:r>
         <w:rPr>
           <w:rStyle w:val="VerbatimChar"/>
+          <w:lang w:val="es-ES"/>
         </w:rPr>
         <w:t xml:space="preserve">show ip dhcp binding</w:t>
       </w:r>
       <w:r>
-        <w:t xml:space="preserve"> </w:t>
-      </w:r>
-      <w:r>
+        <w:rPr>
+          <w:lang w:val="es-ES"/>
+        </w:rPr>
+        <w:t xml:space="preserve"> </w:t>
+      </w:r>
+      <w:r>
+        <w:rPr>
+          <w:lang w:val="es-ES"/>
+        </w:rPr>
         <w:t xml:space="preserve">→ ¿ha entregado alguna dirección alguna vez? Si nadie tiene concesión, el problema es de alcance (VLAN/helper) o de pool.</w:t>
       </w:r>
     </w:p>
@@ -244,13 +273,20 @@
       <w:r>
         <w:rPr>
           <w:rStyle w:val="VerbatimChar"/>
+          <w:lang w:val="es-ES"/>
         </w:rPr>
         <w:t xml:space="preserve">show ip interface brief</w:t>
       </w:r>
       <w:r>
-        <w:t xml:space="preserve"> </w:t>
-      </w:r>
-      <w:r>
+        <w:rPr>
+          <w:lang w:val="es-ES"/>
+        </w:rPr>
+        <w:t xml:space="preserve"> </w:t>
+      </w:r>
+      <w:r>
+        <w:rPr>
+          <w:lang w:val="es-ES"/>
+        </w:rPr>
         <w:t xml:space="preserve">→ ¿la interfaz de la LAN está Up/Up con su IP? (si está down, el pool no sirve)</w:t>
       </w:r>
     </w:p>
@@ -263,36 +299,59 @@
         </w:numPr>
       </w:pPr>
       <w:r>
+        <w:rPr>
+          <w:lang w:val="es-ES"/>
+        </w:rPr>
         <w:t xml:space="preserve">En el PC:</w:t>
       </w:r>
       <w:r>
+        <w:rPr>
+          <w:lang w:val="es-ES"/>
+        </w:rPr>
         <w:t xml:space="preserve"> </w:t>
       </w:r>
       <w:r>
         <w:rPr>
           <w:rStyle w:val="VerbatimChar"/>
+          <w:lang w:val="es-ES"/>
         </w:rPr>
         <w:t xml:space="preserve">ipconfig /renew</w:t>
       </w:r>
       <w:r>
-        <w:t xml:space="preserve"> </w:t>
-      </w:r>
-      <w:r>
+        <w:rPr>
+          <w:lang w:val="es-ES"/>
+        </w:rPr>
+        <w:t xml:space="preserve"> </w:t>
+      </w:r>
+      <w:r>
+        <w:rPr>
+          <w:lang w:val="es-ES"/>
+        </w:rPr>
         <w:t xml:space="preserve">y mira si llega Offer; si no llega, comprueba que PC y servidor comparten red o que existe</w:t>
       </w:r>
       <w:r>
+        <w:rPr>
+          <w:lang w:val="es-ES"/>
+        </w:rPr>
         <w:t xml:space="preserve"> </w:t>
       </w:r>
       <w:r>
         <w:rPr>
           <w:rStyle w:val="VerbatimChar"/>
+          <w:lang w:val="es-ES"/>
         </w:rPr>
         <w:t xml:space="preserve">ip helper-address</w:t>
       </w:r>
       <w:r>
-        <w:t xml:space="preserve"> </w:t>
-      </w:r>
-      <w:r>
+        <w:rPr>
+          <w:lang w:val="es-ES"/>
+        </w:rPr>
+        <w:t xml:space="preserve"> </w:t>
+      </w:r>
+      <w:r>
+        <w:rPr>
+          <w:lang w:val="es-ES"/>
+        </w:rPr>
         <w:t xml:space="preserve">en la VLAN.</w:t>
       </w:r>
     </w:p>
@@ -305,6 +364,9 @@
         </w:numPr>
       </w:pPr>
       <w:r>
+        <w:rPr>
+          <w:lang w:val="es-ES"/>
+        </w:rPr>
         <w:t xml:space="preserve">Repasa exclusiones: si por error excluyes toda la subred, el pool no tiene nada que ofrecer.</w:t>
       </w:r>
     </w:p>
@@ -315,6 +377,9 @@
         <w:pStyle w:val="Heading2"/>
       </w:pPr>
       <w:r>
+        <w:rPr>
+          <w:lang w:val="es-ES"/>
+        </w:rPr>
         <w:t xml:space="preserve">2. DNS jerárquico</w:t>
       </w:r>
     </w:p>
@@ -327,6 +392,9 @@
         </w:numPr>
       </w:pPr>
       <w:r>
+        <w:rPr>
+          <w:lang w:val="es-ES"/>
+        </w:rPr>
         <w:t xml:space="preserve">Recorrido:</w:t>
       </w:r>
     </w:p>
@@ -339,6 +407,9 @@
         </w:numPr>
       </w:pPr>
       <w:r>
+        <w:rPr>
+          <w:lang w:val="es-ES"/>
+        </w:rPr>
         <w:t xml:space="preserve">El resolver del PC pregunta al DNS configurado (p. ej. el router o el DNS del centro).</w:t>
       </w:r>
     </w:p>
@@ -351,37 +422,60 @@
         </w:numPr>
       </w:pPr>
       <w:r>
+        <w:rPr>
+          <w:lang w:val="es-ES"/>
+        </w:rPr>
         <w:t xml:space="preserve">Si ese resolver no tiene la respuesta en caché, pregunta a un</w:t>
       </w:r>
       <w:r>
+        <w:rPr>
+          <w:lang w:val="es-ES"/>
+        </w:rPr>
         <w:t xml:space="preserve"> </w:t>
       </w:r>
       <w:r>
         <w:rPr>
           <w:b/>
           <w:bCs/>
+          <w:lang w:val="es-ES"/>
         </w:rPr>
         <w:t xml:space="preserve">servidor raíz</w:t>
       </w:r>
       <w:r>
+        <w:rPr>
+          <w:lang w:val="es-ES"/>
+        </w:rPr>
         <w:t xml:space="preserve">:</w:t>
       </w:r>
       <w:r>
-        <w:t xml:space="preserve"> </w:t>
-      </w:r>
-      <w:r>
+        <w:rPr>
+          <w:lang w:val="es-ES"/>
+        </w:rPr>
+        <w:t xml:space="preserve"> </w:t>
+      </w:r>
+      <w:r>
+        <w:rPr>
+          <w:lang w:val="es-ES"/>
+        </w:rPr>
         <w:t xml:space="preserve">“¿quién es la autoridad de</w:t>
       </w:r>
       <w:r>
+        <w:rPr>
+          <w:lang w:val="es-ES"/>
+        </w:rPr>
         <w:t xml:space="preserve"> </w:t>
       </w:r>
       <w:r>
         <w:rPr>
           <w:rStyle w:val="VerbatimChar"/>
+          <w:lang w:val="es-ES"/>
         </w:rPr>
         <w:t xml:space="preserve">.es</w:t>
       </w:r>
       <w:r>
+        <w:rPr>
+          <w:lang w:val="es-ES"/>
+        </w:rPr>
         <w:t xml:space="preserve">?”</w:t>
       </w:r>
     </w:p>
@@ -394,28 +488,42 @@
         </w:numPr>
       </w:pPr>
       <w:r>
+        <w:rPr>
+          <w:lang w:val="es-ES"/>
+        </w:rPr>
         <w:t xml:space="preserve">El raíz responde con los servidores del</w:t>
       </w:r>
       <w:r>
+        <w:rPr>
+          <w:lang w:val="es-ES"/>
+        </w:rPr>
         <w:t xml:space="preserve"> </w:t>
       </w:r>
       <w:r>
         <w:rPr>
           <w:b/>
           <w:bCs/>
+          <w:lang w:val="es-ES"/>
         </w:rPr>
         <w:t xml:space="preserve">TLD</w:t>
       </w:r>
       <w:r>
+        <w:rPr>
+          <w:lang w:val="es-ES"/>
+        </w:rPr>
         <w:t xml:space="preserve"> </w:t>
       </w:r>
       <w:r>
         <w:rPr>
           <w:rStyle w:val="VerbatimChar"/>
+          <w:lang w:val="es-ES"/>
         </w:rPr>
         <w:t xml:space="preserve">.es</w:t>
       </w:r>
       <w:r>
+        <w:rPr>
+          <w:lang w:val="es-ES"/>
+        </w:rPr>
         <w:t xml:space="preserve">.</w:t>
       </w:r>
     </w:p>
@@ -428,34 +536,54 @@
         </w:numPr>
       </w:pPr>
       <w:r>
+        <w:rPr>
+          <w:lang w:val="es-ES"/>
+        </w:rPr>
         <w:t xml:space="preserve">El resolver pregunta al TLD, que le da los servidores</w:t>
       </w:r>
       <w:r>
+        <w:rPr>
+          <w:lang w:val="es-ES"/>
+        </w:rPr>
         <w:t xml:space="preserve"> </w:t>
       </w:r>
       <w:r>
         <w:rPr>
           <w:b/>
           <w:bCs/>
+          <w:lang w:val="es-ES"/>
         </w:rPr>
         <w:t xml:space="preserve">autoritativos</w:t>
       </w:r>
       <w:r>
-        <w:t xml:space="preserve"> </w:t>
-      </w:r>
-      <w:r>
+        <w:rPr>
+          <w:lang w:val="es-ES"/>
+        </w:rPr>
+        <w:t xml:space="preserve"> </w:t>
+      </w:r>
+      <w:r>
+        <w:rPr>
+          <w:lang w:val="es-ES"/>
+        </w:rPr>
         <w:t xml:space="preserve">de</w:t>
       </w:r>
       <w:r>
+        <w:rPr>
+          <w:lang w:val="es-ES"/>
+        </w:rPr>
         <w:t xml:space="preserve"> </w:t>
       </w:r>
       <w:r>
         <w:rPr>
           <w:rStyle w:val="VerbatimChar"/>
+          <w:lang w:val="es-ES"/>
         </w:rPr>
         <w:t xml:space="preserve">ejemplo.es</w:t>
       </w:r>
       <w:r>
+        <w:rPr>
+          <w:lang w:val="es-ES"/>
+        </w:rPr>
         <w:t xml:space="preserve">.</w:t>
       </w:r>
     </w:p>
@@ -468,18 +596,28 @@
         </w:numPr>
       </w:pPr>
       <w:r>
+        <w:rPr>
+          <w:lang w:val="es-ES"/>
+        </w:rPr>
         <w:t xml:space="preserve">El autoritativo responde el registro A de</w:t>
       </w:r>
       <w:r>
+        <w:rPr>
+          <w:lang w:val="es-ES"/>
+        </w:rPr>
         <w:t xml:space="preserve"> </w:t>
       </w:r>
       <w:r>
         <w:rPr>
           <w:rStyle w:val="VerbatimChar"/>
+          <w:lang w:val="es-ES"/>
         </w:rPr>
         <w:t xml:space="preserve">www.ejemplo.es</w:t>
       </w:r>
       <w:r>
+        <w:rPr>
+          <w:lang w:val="es-ES"/>
+        </w:rPr>
         <w:t xml:space="preserve">.</w:t>
       </w:r>
     </w:p>
@@ -492,6 +630,9 @@
         </w:numPr>
       </w:pPr>
       <w:r>
+        <w:rPr>
+          <w:lang w:val="es-ES"/>
+        </w:rPr>
         <w:t xml:space="preserve">El resolver entrega la IP al PC y la guarda en su caché.</w:t>
       </w:r>
     </w:p>
@@ -503,22 +644,35 @@
         </w:numPr>
       </w:pPr>
       <w:r>
+        <w:rPr>
+          <w:lang w:val="es-ES"/>
+        </w:rPr>
         <w:t xml:space="preserve">La segunda vez la respuesta sale de la</w:t>
       </w:r>
       <w:r>
+        <w:rPr>
+          <w:lang w:val="es-ES"/>
+        </w:rPr>
         <w:t xml:space="preserve"> </w:t>
       </w:r>
       <w:r>
         <w:rPr>
           <w:b/>
           <w:bCs/>
+          <w:lang w:val="es-ES"/>
         </w:rPr>
         <w:t xml:space="preserve">caché</w:t>
       </w:r>
       <w:r>
-        <w:t xml:space="preserve"> </w:t>
-      </w:r>
-      <w:r>
+        <w:rPr>
+          <w:lang w:val="es-ES"/>
+        </w:rPr>
+        <w:t xml:space="preserve"> </w:t>
+      </w:r>
+      <w:r>
+        <w:rPr>
+          <w:lang w:val="es-ES"/>
+        </w:rPr>
         <w:t xml:space="preserve">del resolver (y probablemente también de la del propio PC): ni raíz ni TLD ni autoritativo se consultan.</w:t>
       </w:r>
     </w:p>
@@ -530,22 +684,35 @@
         </w:numPr>
       </w:pPr>
       <w:r>
+        <w:rPr>
+          <w:lang w:val="es-ES"/>
+        </w:rPr>
         <w:t xml:space="preserve">El</w:t>
       </w:r>
       <w:r>
+        <w:rPr>
+          <w:lang w:val="es-ES"/>
+        </w:rPr>
         <w:t xml:space="preserve"> </w:t>
       </w:r>
       <w:r>
         <w:rPr>
           <w:b/>
           <w:bCs/>
+          <w:lang w:val="es-ES"/>
         </w:rPr>
         <w:t xml:space="preserve">TTL</w:t>
       </w:r>
       <w:r>
-        <w:t xml:space="preserve"> </w:t>
-      </w:r>
-      <w:r>
+        <w:rPr>
+          <w:lang w:val="es-ES"/>
+        </w:rPr>
+        <w:t xml:space="preserve"> </w:t>
+      </w:r>
+      <w:r>
+        <w:rPr>
+          <w:lang w:val="es-ES"/>
+        </w:rPr>
         <w:t xml:space="preserve">define cuántos segundos puede reutilizarse una respuesta cacheada. TTL corto = cambios rápidos pero más consultas; TTL largo = menos tráfico pero cambios lentos en propagarse.</w:t>
       </w:r>
     </w:p>
@@ -556,6 +723,9 @@
         <w:pStyle w:val="Heading2"/>
       </w:pPr>
       <w:r>
+        <w:rPr>
+          <w:lang w:val="es-ES"/>
+        </w:rPr>
         <w:t xml:space="preserve">3. Selección de registros para un mini-proyecto</w:t>
       </w:r>
     </w:p>
@@ -566,6 +736,7 @@
       <w:r>
         <w:rPr>
           <w:rStyle w:val="VerbatimChar"/>
+          <w:lang w:val="es-ES"/>
         </w:rPr>
         <w:t xml:space="preserve">instituto.edu.      A      198.51.100.10</w:t>
       </w:r>
@@ -575,6 +746,7 @@
       <w:r>
         <w:rPr>
           <w:rStyle w:val="VerbatimChar"/>
+          <w:lang w:val="es-ES"/>
         </w:rPr>
         <w:t xml:space="preserve">instituto.edu.      AAAA   2001:db8::10</w:t>
       </w:r>
@@ -584,6 +756,7 @@
       <w:r>
         <w:rPr>
           <w:rStyle w:val="VerbatimChar"/>
+          <w:lang w:val="es-ES"/>
         </w:rPr>
         <w:t xml:space="preserve">www                 A      198.51.100.10</w:t>
       </w:r>
@@ -593,6 +766,7 @@
       <w:r>
         <w:rPr>
           <w:rStyle w:val="VerbatimChar"/>
+          <w:lang w:val="es-ES"/>
         </w:rPr>
         <w:t xml:space="preserve">www                 AAAA   2001:db8::10</w:t>
       </w:r>
@@ -602,6 +776,7 @@
       <w:r>
         <w:rPr>
           <w:rStyle w:val="VerbatimChar"/>
+          <w:lang w:val="es-ES"/>
         </w:rPr>
         <w:t xml:space="preserve">aulas               CNAME  www.instituto.edu.</w:t>
       </w:r>
@@ -611,6 +786,7 @@
       <w:r>
         <w:rPr>
           <w:rStyle w:val="VerbatimChar"/>
+          <w:lang w:val="es-ES"/>
         </w:rPr>
         <w:t xml:space="preserve">instituto.edu.      MX 10  mail.proveedor.com.</w:t>
       </w:r>
@@ -620,6 +796,9 @@
         <w:pStyle w:val="FirstParagraph"/>
       </w:pPr>
       <w:r>
+        <w:rPr>
+          <w:lang w:val="es-ES"/>
+        </w:rPr>
         <w:t xml:space="preserve">(En los registros MX el nombre del servidor de correo debe tener su propio A/AAAA.)</w:t>
       </w:r>
     </w:p>
@@ -631,37 +810,60 @@
         </w:numPr>
       </w:pPr>
       <w:r>
+        <w:rPr>
+          <w:lang w:val="es-ES"/>
+        </w:rPr>
         <w:t xml:space="preserve">El</w:t>
       </w:r>
       <w:r>
+        <w:rPr>
+          <w:lang w:val="es-ES"/>
+        </w:rPr>
         <w:t xml:space="preserve"> </w:t>
       </w:r>
       <w:r>
         <w:rPr>
           <w:b/>
           <w:bCs/>
+          <w:lang w:val="es-ES"/>
         </w:rPr>
         <w:t xml:space="preserve">MX</w:t>
       </w:r>
       <w:r>
-        <w:t xml:space="preserve"> </w:t>
-      </w:r>
-      <w:r>
+        <w:rPr>
+          <w:lang w:val="es-ES"/>
+        </w:rPr>
+        <w:t xml:space="preserve"> </w:t>
+      </w:r>
+      <w:r>
+        <w:rPr>
+          <w:lang w:val="es-ES"/>
+        </w:rPr>
         <w:t xml:space="preserve">del dominio apuntando a</w:t>
       </w:r>
       <w:r>
+        <w:rPr>
+          <w:lang w:val="es-ES"/>
+        </w:rPr>
         <w:t xml:space="preserve"> </w:t>
       </w:r>
       <w:r>
         <w:rPr>
           <w:rStyle w:val="VerbatimChar"/>
+          <w:lang w:val="es-ES"/>
         </w:rPr>
         <w:t xml:space="preserve">mail.proveedor.com.</w:t>
       </w:r>
       <w:r>
-        <w:t xml:space="preserve"> </w:t>
-      </w:r>
-      <w:r>
+        <w:rPr>
+          <w:lang w:val="es-ES"/>
+        </w:rPr>
+        <w:t xml:space="preserve"> </w:t>
+      </w:r>
+      <w:r>
+        <w:rPr>
+          <w:lang w:val="es-ES"/>
+        </w:rPr>
         <w:t xml:space="preserve">(con punto final), más el A/AAAA de ese host si no lo gestiona el proveedor.</w:t>
       </w:r>
     </w:p>
@@ -676,13 +878,20 @@
         <w:rPr>
           <w:b/>
           <w:bCs/>
+          <w:lang w:val="es-ES"/>
         </w:rPr>
         <w:t xml:space="preserve">No.</w:t>
       </w:r>
       <w:r>
-        <w:t xml:space="preserve"> </w:t>
-      </w:r>
-      <w:r>
+        <w:rPr>
+          <w:lang w:val="es-ES"/>
+        </w:rPr>
+        <w:t xml:space="preserve"> </w:t>
+      </w:r>
+      <w:r>
+        <w:rPr>
+          <w:lang w:val="es-ES"/>
+        </w:rPr>
         <w:t xml:space="preserve">La RFC prohíbe CNAME en el apex del dominio (convive con SOA/NS). Para el raíz se usan registros A/AAAA directos, o ALIAS/ANAME donde el proveedor lo ofrezca.</w:t>
       </w:r>
     </w:p>
@@ -693,6 +902,9 @@
         <w:pStyle w:val="Heading2"/>
       </w:pPr>
       <w:r>
+        <w:rPr>
+          <w:lang w:val="es-ES"/>
+        </w:rPr>
         <w:t xml:space="preserve">4. Diagnóstico con nslookup</w:t>
       </w:r>
     </w:p>
@@ -704,22 +916,35 @@
         </w:numPr>
       </w:pPr>
       <w:r>
+        <w:rPr>
+          <w:lang w:val="es-ES"/>
+        </w:rPr>
         <w:t xml:space="preserve">El</w:t>
       </w:r>
       <w:r>
+        <w:rPr>
+          <w:lang w:val="es-ES"/>
+        </w:rPr>
         <w:t xml:space="preserve"> </w:t>
       </w:r>
       <w:r>
         <w:rPr>
           <w:b/>
           <w:bCs/>
+          <w:lang w:val="es-ES"/>
         </w:rPr>
         <w:t xml:space="preserve">servidor DNS configurado no responde</w:t>
       </w:r>
       <w:r>
-        <w:t xml:space="preserve"> </w:t>
-      </w:r>
-      <w:r>
+        <w:rPr>
+          <w:lang w:val="es-ES"/>
+        </w:rPr>
+        <w:t xml:space="preserve"> </w:t>
+      </w:r>
+      <w:r>
+        <w:rPr>
+          <w:lang w:val="es-ES"/>
+        </w:rPr>
         <w:t xml:space="preserve">(timeout). La consulta no se resuelve: problema de alcance o del propio servidor 192.168.1.1.</w:t>
       </w:r>
     </w:p>
@@ -731,49 +956,79 @@
         </w:numPr>
       </w:pPr>
       <w:r>
+        <w:rPr>
+          <w:lang w:val="es-ES"/>
+        </w:rPr>
         <w:t xml:space="preserve">Consulta correcta:</w:t>
       </w:r>
       <w:r>
+        <w:rPr>
+          <w:lang w:val="es-ES"/>
+        </w:rPr>
         <w:t xml:space="preserve"> </w:t>
       </w:r>
       <w:r>
         <w:rPr>
           <w:rStyle w:val="VerbatimChar"/>
+          <w:lang w:val="es-ES"/>
         </w:rPr>
         <w:t xml:space="preserve">www</w:t>
       </w:r>
       <w:r>
-        <w:t xml:space="preserve"> </w:t>
-      </w:r>
-      <w:r>
+        <w:rPr>
+          <w:lang w:val="es-ES"/>
+        </w:rPr>
+        <w:t xml:space="preserve"> </w:t>
+      </w:r>
+      <w:r>
+        <w:rPr>
+          <w:lang w:val="es-ES"/>
+        </w:rPr>
         <w:t xml:space="preserve">es un</w:t>
       </w:r>
       <w:r>
+        <w:rPr>
+          <w:lang w:val="es-ES"/>
+        </w:rPr>
         <w:t xml:space="preserve"> </w:t>
       </w:r>
       <w:r>
         <w:rPr>
           <w:b/>
           <w:bCs/>
+          <w:lang w:val="es-ES"/>
         </w:rPr>
         <w:t xml:space="preserve">CNAME</w:t>
       </w:r>
       <w:r>
-        <w:t xml:space="preserve"> </w:t>
-      </w:r>
-      <w:r>
+        <w:rPr>
+          <w:lang w:val="es-ES"/>
+        </w:rPr>
+        <w:t xml:space="preserve"> </w:t>
+      </w:r>
+      <w:r>
+        <w:rPr>
+          <w:lang w:val="es-ES"/>
+        </w:rPr>
         <w:t xml:space="preserve">hacia</w:t>
       </w:r>
       <w:r>
+        <w:rPr>
+          <w:lang w:val="es-ES"/>
+        </w:rPr>
         <w:t xml:space="preserve"> </w:t>
       </w:r>
       <w:r>
         <w:rPr>
           <w:rStyle w:val="VerbatimChar"/>
+          <w:lang w:val="es-ES"/>
         </w:rPr>
         <w:t xml:space="preserve">web.ejemplo.es</w:t>
       </w:r>
       <w:r>
+        <w:rPr>
+          <w:lang w:val="es-ES"/>
+        </w:rPr>
         <w:t xml:space="preserve">, que resuelve a 203.0.113.99. Todo normal: la cadena de alias termina en un A.</w:t>
       </w:r>
     </w:p>
@@ -785,19 +1040,29 @@
         </w:numPr>
       </w:pPr>
       <w:r>
+        <w:rPr>
+          <w:lang w:val="es-ES"/>
+        </w:rPr>
         <w:t xml:space="preserve">El</w:t>
       </w:r>
       <w:r>
+        <w:rPr>
+          <w:lang w:val="es-ES"/>
+        </w:rPr>
         <w:t xml:space="preserve"> </w:t>
       </w:r>
       <w:r>
         <w:rPr>
           <w:b/>
           <w:bCs/>
+          <w:lang w:val="es-ES"/>
         </w:rPr>
         <w:t xml:space="preserve">DNS funciona pero el navegador no</w:t>
       </w:r>
       <w:r>
+        <w:rPr>
+          <w:lang w:val="es-ES"/>
+        </w:rPr>
         <w:t xml:space="preserve">: prueba caché del navegador corrupta (vaciarla), un proxy configurado, un archivo hosts con una entrada vieja, o un firewall local. El DNS es una capa; la navegación depende de más cosas.</w:t>
       </w:r>
     </w:p>
@@ -808,6 +1073,9 @@
         <w:pStyle w:val="Heading2"/>
       </w:pPr>
       <w:r>
+        <w:rPr>
+          <w:lang w:val="es-ES"/>
+        </w:rPr>
         <w:t xml:space="preserve">5. NTP con jerarquía</w:t>
       </w:r>
     </w:p>
@@ -823,6 +1091,7 @@
         <w:rPr>
           <w:b/>
           <w:bCs/>
+          <w:lang w:val="es-ES"/>
         </w:rPr>
         <w:t xml:space="preserve">Diseño:</w:t>
       </w:r>
@@ -836,21 +1105,34 @@
         </w:numPr>
       </w:pPr>
       <w:r>
+        <w:rPr>
+          <w:lang w:val="es-ES"/>
+        </w:rPr>
         <w:t xml:space="preserve">R1 (borde) sincroniza con servidores públicos (p. ej.</w:t>
       </w:r>
       <w:r>
+        <w:rPr>
+          <w:lang w:val="es-ES"/>
+        </w:rPr>
         <w:t xml:space="preserve"> </w:t>
       </w:r>
       <w:r>
         <w:rPr>
           <w:rStyle w:val="VerbatimChar"/>
+          <w:lang w:val="es-ES"/>
         </w:rPr>
         <w:t xml:space="preserve">pool.ntp.org</w:t>
       </w:r>
       <w:r>
-        <w:t xml:space="preserve"> </w:t>
-      </w:r>
-      <w:r>
+        <w:rPr>
+          <w:lang w:val="es-ES"/>
+        </w:rPr>
+        <w:t xml:space="preserve"> </w:t>
+      </w:r>
+      <w:r>
+        <w:rPr>
+          <w:lang w:val="es-ES"/>
+        </w:rPr>
         <w:t xml:space="preserve">o el NTP del proveedor) → quedará en estrato 2 o 3.</w:t>
       </w:r>
     </w:p>
@@ -863,6 +1145,9 @@
         </w:numPr>
       </w:pPr>
       <w:r>
+        <w:rPr>
+          <w:lang w:val="es-ES"/>
+        </w:rPr>
         <w:t xml:space="preserve">S1 sincroniza con R1 → estrato 3 o 4.</w:t>
       </w:r>
     </w:p>
@@ -875,12 +1160,21 @@
         </w:numPr>
       </w:pPr>
       <w:r>
+        <w:rPr>
+          <w:lang w:val="es-ES"/>
+        </w:rPr>
         <w:t xml:space="preserve">Los switches de acceso y demás equipos sincronizan con S1 (o con R1 si la red es pequeña) → un estrato más abajo.</w:t>
       </w:r>
       <w:r>
-        <w:t xml:space="preserve"> </w:t>
-      </w:r>
-      <w:r>
+        <w:rPr>
+          <w:lang w:val="es-ES"/>
+        </w:rPr>
+        <w:t xml:space="preserve"> </w:t>
+      </w:r>
+      <w:r>
+        <w:rPr>
+          <w:lang w:val="es-ES"/>
+        </w:rPr>
         <w:t xml:space="preserve">Nunca todos los equipos contra Internet: peor control, más tráfico y menos consistencia interna.</w:t>
       </w:r>
     </w:p>
@@ -1073,45 +1367,72 @@
         <w:pStyle w:val="FirstParagraph"/>
       </w:pPr>
       <w:r>
+        <w:rPr>
+          <w:lang w:val="es-ES"/>
+        </w:rPr>
         <w:t xml:space="preserve">En</w:t>
       </w:r>
       <w:r>
+        <w:rPr>
+          <w:lang w:val="es-ES"/>
+        </w:rPr>
         <w:t xml:space="preserve"> </w:t>
       </w:r>
       <w:r>
         <w:rPr>
           <w:rStyle w:val="VerbatimChar"/>
+          <w:lang w:val="es-ES"/>
         </w:rPr>
         <w:t xml:space="preserve">show ntp status</w:t>
       </w:r>
       <w:r>
-        <w:t xml:space="preserve"> </w:t>
-      </w:r>
-      <w:r>
+        <w:rPr>
+          <w:lang w:val="es-ES"/>
+        </w:rPr>
+        <w:t xml:space="preserve"> </w:t>
+      </w:r>
+      <w:r>
+        <w:rPr>
+          <w:lang w:val="es-ES"/>
+        </w:rPr>
         <w:t xml:space="preserve">buscas la línea de sincronización y el estrato; en</w:t>
       </w:r>
       <w:r>
+        <w:rPr>
+          <w:lang w:val="es-ES"/>
+        </w:rPr>
         <w:t xml:space="preserve"> </w:t>
       </w:r>
       <w:r>
         <w:rPr>
           <w:rStyle w:val="VerbatimChar"/>
+          <w:lang w:val="es-ES"/>
         </w:rPr>
         <w:t xml:space="preserve">associations</w:t>
       </w:r>
       <w:r>
+        <w:rPr>
+          <w:lang w:val="es-ES"/>
+        </w:rPr>
         <w:t xml:space="preserve">, el peer elegido (marcado con</w:t>
       </w:r>
       <w:r>
+        <w:rPr>
+          <w:lang w:val="es-ES"/>
+        </w:rPr>
         <w:t xml:space="preserve"> </w:t>
       </w:r>
       <w:r>
         <w:rPr>
           <w:rStyle w:val="VerbatimChar"/>
+          <w:lang w:val="es-ES"/>
         </w:rPr>
         <w:t xml:space="preserve">*</w:t>
       </w:r>
       <w:r>
+        <w:rPr>
+          <w:lang w:val="es-ES"/>
+        </w:rPr>
         <w:t xml:space="preserve">), su IP y su estrato.</w:t>
       </w:r>
     </w:p>
@@ -1122,6 +1443,9 @@
         <w:pStyle w:val="Heading2"/>
       </w:pPr>
       <w:r>
+        <w:rPr>
+          <w:lang w:val="es-ES"/>
+        </w:rPr>
         <w:t xml:space="preserve">6. Los tres servicios en un solo caso</w:t>
       </w:r>
     </w:p>
@@ -1136,29 +1460,46 @@
         <w:rPr>
           <w:b/>
           <w:bCs/>
+          <w:lang w:val="es-ES"/>
         </w:rPr>
         <w:t xml:space="preserve">DHCP</w:t>
       </w:r>
       <w:r>
-        <w:t xml:space="preserve"> </w:t>
-      </w:r>
-      <w:r>
+        <w:rPr>
+          <w:lang w:val="es-ES"/>
+        </w:rPr>
+        <w:t xml:space="preserve"> </w:t>
+      </w:r>
+      <w:r>
+        <w:rPr>
+          <w:lang w:val="es-ES"/>
+        </w:rPr>
         <w:t xml:space="preserve">caído o inalcanzable. El rango 169.254.0.0/16 es</w:t>
       </w:r>
       <w:r>
+        <w:rPr>
+          <w:lang w:val="es-ES"/>
+        </w:rPr>
         <w:t xml:space="preserve"> </w:t>
       </w:r>
       <w:r>
         <w:rPr>
           <w:b/>
           <w:bCs/>
+          <w:lang w:val="es-ES"/>
         </w:rPr>
         <w:t xml:space="preserve">APIPA</w:t>
       </w:r>
       <w:r>
-        <w:t xml:space="preserve"> </w:t>
-      </w:r>
-      <w:r>
+        <w:rPr>
+          <w:lang w:val="es-ES"/>
+        </w:rPr>
+        <w:t xml:space="preserve"> </w:t>
+      </w:r>
+      <w:r>
+        <w:rPr>
+          <w:lang w:val="es-ES"/>
+        </w:rPr>
         <w:t xml:space="preserve">(Automatic Private IP Addressing): el PC se autoasigna una IP de ese rango cuando nadie le contesta al Discover.</w:t>
       </w:r>
     </w:p>
@@ -1170,34 +1511,54 @@
         </w:numPr>
       </w:pPr>
       <w:r>
+        <w:rPr>
+          <w:lang w:val="es-ES"/>
+        </w:rPr>
         <w:t xml:space="preserve">DHCP Discover es un</w:t>
       </w:r>
       <w:r>
+        <w:rPr>
+          <w:lang w:val="es-ES"/>
+        </w:rPr>
         <w:t xml:space="preserve"> </w:t>
       </w:r>
       <w:r>
         <w:rPr>
           <w:b/>
           <w:bCs/>
+          <w:lang w:val="es-ES"/>
         </w:rPr>
         <w:t xml:space="preserve">broadcast</w:t>
       </w:r>
       <w:r>
+        <w:rPr>
+          <w:lang w:val="es-ES"/>
+        </w:rPr>
         <w:t xml:space="preserve">, y los broadcasts no cruzan VLANs (ni routers). Si el PC está en otra VLAN distinta a la del servidor DHCP sin un</w:t>
       </w:r>
       <w:r>
+        <w:rPr>
+          <w:lang w:val="es-ES"/>
+        </w:rPr>
         <w:t xml:space="preserve"> </w:t>
       </w:r>
       <w:r>
         <w:rPr>
           <w:rStyle w:val="VerbatimChar"/>
+          <w:lang w:val="es-ES"/>
         </w:rPr>
         <w:t xml:space="preserve">ip helper-address</w:t>
       </w:r>
       <w:r>
-        <w:t xml:space="preserve"> </w:t>
-      </w:r>
-      <w:r>
+        <w:rPr>
+          <w:lang w:val="es-ES"/>
+        </w:rPr>
+        <w:t xml:space="preserve"> </w:t>
+      </w:r>
+      <w:r>
+        <w:rPr>
+          <w:lang w:val="es-ES"/>
+        </w:rPr>
         <w:t xml:space="preserve">en el router de esa VLAN, la petición nunca llega.</w:t>
       </w:r>
     </w:p>
@@ -1209,79 +1570,129 @@
         </w:numPr>
       </w:pPr>
       <w:r>
+        <w:rPr>
+          <w:lang w:val="es-ES"/>
+        </w:rPr>
         <w:t xml:space="preserve">Ahora falla</w:t>
       </w:r>
       <w:r>
+        <w:rPr>
+          <w:lang w:val="es-ES"/>
+        </w:rPr>
         <w:t xml:space="preserve"> </w:t>
       </w:r>
       <w:r>
         <w:rPr>
           <w:b/>
           <w:bCs/>
+          <w:lang w:val="es-ES"/>
         </w:rPr>
         <w:t xml:space="preserve">DNS</w:t>
       </w:r>
       <w:r>
+        <w:rPr>
+          <w:lang w:val="es-ES"/>
+        </w:rPr>
         <w:t xml:space="preserve">. Compruebas con</w:t>
       </w:r>
       <w:r>
+        <w:rPr>
+          <w:lang w:val="es-ES"/>
+        </w:rPr>
         <w:t xml:space="preserve"> </w:t>
       </w:r>
       <w:r>
         <w:rPr>
           <w:rStyle w:val="VerbatimChar"/>
+          <w:lang w:val="es-ES"/>
         </w:rPr>
         <w:t xml:space="preserve">nslookup</w:t>
       </w:r>
       <w:r>
-        <w:t xml:space="preserve"> </w:t>
-      </w:r>
-      <w:r>
+        <w:rPr>
+          <w:lang w:val="es-ES"/>
+        </w:rPr>
+        <w:t xml:space="preserve"> </w:t>
+      </w:r>
+      <w:r>
+        <w:rPr>
+          <w:lang w:val="es-ES"/>
+        </w:rPr>
         <w:t xml:space="preserve">(o</w:t>
       </w:r>
       <w:r>
+        <w:rPr>
+          <w:lang w:val="es-ES"/>
+        </w:rPr>
         <w:t xml:space="preserve"> </w:t>
       </w:r>
       <w:r>
         <w:rPr>
           <w:rStyle w:val="VerbatimChar"/>
+          <w:lang w:val="es-ES"/>
         </w:rPr>
         <w:t xml:space="preserve">Resolve-DnsName</w:t>
       </w:r>
       <w:r>
-        <w:t xml:space="preserve"> </w:t>
-      </w:r>
-      <w:r>
+        <w:rPr>
+          <w:lang w:val="es-ES"/>
+        </w:rPr>
+        <w:t xml:space="preserve"> </w:t>
+      </w:r>
+      <w:r>
+        <w:rPr>
+          <w:lang w:val="es-ES"/>
+        </w:rPr>
         <w:t xml:space="preserve">en PowerShell): si</w:t>
       </w:r>
       <w:r>
+        <w:rPr>
+          <w:lang w:val="es-ES"/>
+        </w:rPr>
         <w:t xml:space="preserve"> </w:t>
       </w:r>
       <w:r>
         <w:rPr>
           <w:rStyle w:val="VerbatimChar"/>
+          <w:lang w:val="es-ES"/>
         </w:rPr>
         <w:t xml:space="preserve">nslookup www.google.com 8.8.8.8</w:t>
       </w:r>
       <w:r>
-        <w:t xml:space="preserve"> </w:t>
-      </w:r>
-      <w:r>
+        <w:rPr>
+          <w:lang w:val="es-ES"/>
+        </w:rPr>
+        <w:t xml:space="preserve"> </w:t>
+      </w:r>
+      <w:r>
+        <w:rPr>
+          <w:lang w:val="es-ES"/>
+        </w:rPr>
         <w:t xml:space="preserve">funciona pero con el DNS asignado no, el problema es el servidor DNS asignado por DHCP (o su helper). Complementa con</w:t>
       </w:r>
       <w:r>
+        <w:rPr>
+          <w:lang w:val="es-ES"/>
+        </w:rPr>
         <w:t xml:space="preserve"> </w:t>
       </w:r>
       <w:r>
         <w:rPr>
           <w:rStyle w:val="VerbatimChar"/>
+          <w:lang w:val="es-ES"/>
         </w:rPr>
         <w:t xml:space="preserve">ping 8.8.8.8</w:t>
       </w:r>
       <w:r>
-        <w:t xml:space="preserve"> </w:t>
-      </w:r>
-      <w:r>
+        <w:rPr>
+          <w:lang w:val="es-ES"/>
+        </w:rPr>
+        <w:t xml:space="preserve"> </w:t>
+      </w:r>
+      <w:r>
+        <w:rPr>
+          <w:lang w:val="es-ES"/>
+        </w:rPr>
         <w:t xml:space="preserve">para confirmar que hay salida a Internet.</w:t>
       </w:r>
     </w:p>
@@ -1293,22 +1704,35 @@
         </w:numPr>
       </w:pPr>
       <w:r>
+        <w:rPr>
+          <w:lang w:val="es-ES"/>
+        </w:rPr>
         <w:t xml:space="preserve">El PC estaba bien porque los</w:t>
       </w:r>
       <w:r>
+        <w:rPr>
+          <w:lang w:val="es-ES"/>
+        </w:rPr>
         <w:t xml:space="preserve"> </w:t>
       </w:r>
       <w:r>
         <w:rPr>
           <w:b/>
           <w:bCs/>
+          <w:lang w:val="es-ES"/>
         </w:rPr>
         <w:t xml:space="preserve">PCs ya sincronizaban su reloj</w:t>
       </w:r>
       <w:r>
-        <w:t xml:space="preserve"> </w:t>
-      </w:r>
-      <w:r>
+        <w:rPr>
+          <w:lang w:val="es-ES"/>
+        </w:rPr>
+        <w:t xml:space="preserve"> </w:t>
+      </w:r>
+      <w:r>
+        <w:rPr>
+          <w:lang w:val="es-ES"/>
+        </w:rPr>
         <w:t xml:space="preserve">(con NTP interno o con Windows por Internet cuando hubo red). El switch, sin embargo, lleva su reloj propio sin fuente NTP configurada: tras el corte eléctrico perdió la hora (los switches sin NTP arrancan con fecha por defecto). De ahí la importancia de configurar NTP en los equipos de red, no solo en los PCs.</w:t>
       </w:r>
     </w:p>
@@ -1319,6 +1743,9 @@
         <w:pStyle w:val="Heading2"/>
       </w:pPr>
       <w:r>
+        <w:rPr>
+          <w:lang w:val="es-ES"/>
+        </w:rPr>
         <w:t xml:space="preserve">7. DHCPv6 y doble pila</w:t>
       </w:r>
     </w:p>
@@ -1333,29 +1760,46 @@
         <w:rPr>
           <w:b/>
           <w:bCs/>
+          <w:lang w:val="es-ES"/>
         </w:rPr>
         <w:t xml:space="preserve">SLAAC:</w:t>
       </w:r>
       <w:r>
-        <w:t xml:space="preserve"> </w:t>
-      </w:r>
-      <w:r>
+        <w:rPr>
+          <w:lang w:val="es-ES"/>
+        </w:rPr>
+        <w:t xml:space="preserve"> </w:t>
+      </w:r>
+      <w:r>
+        <w:rPr>
+          <w:lang w:val="es-ES"/>
+        </w:rPr>
         <w:t xml:space="preserve">el PC construye su propia dirección a partir del prefijo que anuncia el router (RA) + su identificador de interfaz (EUI-64 o aleatorio), sin servidor que lleve registro.</w:t>
       </w:r>
       <w:r>
+        <w:rPr>
+          <w:lang w:val="es-ES"/>
+        </w:rPr>
         <w:t xml:space="preserve"> </w:t>
       </w:r>
       <w:r>
         <w:rPr>
           <w:b/>
           <w:bCs/>
+          <w:lang w:val="es-ES"/>
         </w:rPr>
         <w:t xml:space="preserve">Stateful DHCPv6:</w:t>
       </w:r>
       <w:r>
-        <w:t xml:space="preserve"> </w:t>
-      </w:r>
-      <w:r>
+        <w:rPr>
+          <w:lang w:val="es-ES"/>
+        </w:rPr>
+        <w:t xml:space="preserve"> </w:t>
+      </w:r>
+      <w:r>
+        <w:rPr>
+          <w:lang w:val="es-ES"/>
+        </w:rPr>
         <w:t xml:space="preserve">un servidor DHCPv6 asigna y registra las direcciones, como DHCPv4 pero en IPv6.</w:t>
       </w:r>
     </w:p>
@@ -1370,22 +1814,38 @@
         <w:rPr>
           <w:b/>
           <w:bCs/>
+          <w:lang w:val="es-ES"/>
         </w:rPr>
         <w:t xml:space="preserve">SLAAC + stateless DHCPv6:</w:t>
       </w:r>
       <w:r>
-        <w:t xml:space="preserve"> </w:t>
-      </w:r>
-      <w:r>
+        <w:rPr>
+          <w:lang w:val="es-ES"/>
+        </w:rPr>
+        <w:t xml:space="preserve"> </w:t>
+      </w:r>
+      <w:r>
+        <w:rPr>
+          <w:lang w:val="es-ES"/>
+        </w:rPr>
         <w:t xml:space="preserve">los RA anuncian el prefijo (flag O=1, M=0) y el DHCPv6 solo entrega</w:t>
       </w:r>
       <w:r>
-        <w:t xml:space="preserve"> </w:t>
-      </w:r>
-      <w:r>
+        <w:rPr>
+          <w:lang w:val="es-ES"/>
+        </w:rPr>
+        <w:t xml:space="preserve"> </w:t>
+      </w:r>
+      <w:r>
+        <w:rPr>
+          <w:lang w:val="es-ES"/>
+        </w:rPr>
         <w:t xml:space="preserve">“otra información”</w:t>
       </w:r>
       <w:r>
+        <w:rPr>
+          <w:lang w:val="es-ES"/>
+        </w:rPr>
         <w:t xml:space="preserve">: DNS, dominio, NTP.</w:t>
       </w:r>
     </w:p>
@@ -1584,18 +2044,33 @@
         <w:pStyle w:val="Heading2"/>
       </w:pPr>
       <w:r>
+        <w:rPr>
+          <w:lang w:val="es-ES"/>
+        </w:rPr>
         <w:t xml:space="preserve">8. El</w:t>
       </w:r>
       <w:r>
-        <w:t xml:space="preserve"> </w:t>
-      </w:r>
-      <w:r>
+        <w:rPr>
+          <w:lang w:val="es-ES"/>
+        </w:rPr>
+        <w:t xml:space="preserve"> </w:t>
+      </w:r>
+      <w:r>
+        <w:rPr>
+          <w:lang w:val="es-ES"/>
+        </w:rPr>
         <w:t xml:space="preserve">“no tiene Internet”</w:t>
       </w:r>
       <w:r>
-        <w:t xml:space="preserve"> </w:t>
-      </w:r>
-      <w:r>
+        <w:rPr>
+          <w:lang w:val="es-ES"/>
+        </w:rPr>
+        <w:t xml:space="preserve"> </w:t>
+      </w:r>
+      <w:r>
+        <w:rPr>
+          <w:lang w:val="es-ES"/>
+        </w:rPr>
         <w:t xml:space="preserve">clásico</w:t>
       </w:r>
     </w:p>
@@ -1610,45 +2085,72 @@
         <w:rPr>
           <w:b/>
           <w:bCs/>
+          <w:lang w:val="es-ES"/>
         </w:rPr>
         <w:t xml:space="preserve">Sano:</w:t>
       </w:r>
       <w:r>
-        <w:t xml:space="preserve"> </w:t>
-      </w:r>
-      <w:r>
+        <w:rPr>
+          <w:lang w:val="es-ES"/>
+        </w:rPr>
+        <w:t xml:space="preserve"> </w:t>
+      </w:r>
+      <w:r>
+        <w:rPr>
+          <w:lang w:val="es-ES"/>
+        </w:rPr>
         <w:t xml:space="preserve">DHCP (IP y gateway correctos), routing básico (llega a 1.1.1.1, si nslookup contra 1.1.1.1 funciona hay salida a Internet).</w:t>
       </w:r>
       <w:r>
+        <w:rPr>
+          <w:lang w:val="es-ES"/>
+        </w:rPr>
         <w:t xml:space="preserve"> </w:t>
       </w:r>
       <w:r>
         <w:rPr>
           <w:b/>
           <w:bCs/>
+          <w:lang w:val="es-ES"/>
         </w:rPr>
         <w:t xml:space="preserve">Roto:</w:t>
       </w:r>
       <w:r>
-        <w:t xml:space="preserve"> </w:t>
-      </w:r>
-      <w:r>
+        <w:rPr>
+          <w:lang w:val="es-ES"/>
+        </w:rPr>
+        <w:t xml:space="preserve"> </w:t>
+      </w:r>
+      <w:r>
+        <w:rPr>
+          <w:lang w:val="es-ES"/>
+        </w:rPr>
         <w:t xml:space="preserve">el</w:t>
       </w:r>
       <w:r>
+        <w:rPr>
+          <w:lang w:val="es-ES"/>
+        </w:rPr>
         <w:t xml:space="preserve"> </w:t>
       </w:r>
       <w:r>
         <w:rPr>
           <w:b/>
           <w:bCs/>
+          <w:lang w:val="es-ES"/>
         </w:rPr>
         <w:t xml:space="preserve">DNS configurado</w:t>
       </w:r>
       <w:r>
-        <w:t xml:space="preserve"> </w:t>
-      </w:r>
-      <w:r>
+        <w:rPr>
+          <w:lang w:val="es-ES"/>
+        </w:rPr>
+        <w:t xml:space="preserve"> </w:t>
+      </w:r>
+      <w:r>
+        <w:rPr>
+          <w:lang w:val="es-ES"/>
+        </w:rPr>
         <w:t xml:space="preserve">en el equipo (el asignado no responde; uno externo sí).</w:t>
       </w:r>
     </w:p>
@@ -1670,21 +2172,34 @@
         </w:numPr>
       </w:pPr>
       <w:r>
+        <w:rPr>
+          <w:lang w:val="es-ES"/>
+        </w:rPr>
         <w:t xml:space="preserve">Arreglar/renombrar el servidor DNS configurado (por ejemplo poner 1.1.1.1 u 8.8.8.8 a mano) y 2) corregir de raíz el DNS que entrega el DHCP del router del centro (opción</w:t>
       </w:r>
       <w:r>
+        <w:rPr>
+          <w:lang w:val="es-ES"/>
+        </w:rPr>
         <w:t xml:space="preserve"> </w:t>
       </w:r>
       <w:r>
         <w:rPr>
           <w:rStyle w:val="VerbatimChar"/>
+          <w:lang w:val="es-ES"/>
         </w:rPr>
         <w:t xml:space="preserve">dns-server</w:t>
       </w:r>
       <w:r>
-        <w:t xml:space="preserve"> </w:t>
-      </w:r>
-      <w:r>
+        <w:rPr>
+          <w:lang w:val="es-ES"/>
+        </w:rPr>
+        <w:t xml:space="preserve"> </w:t>
+      </w:r>
+      <w:r>
+        <w:rPr>
+          <w:lang w:val="es-ES"/>
+        </w:rPr>
         <w:t xml:space="preserve">en el pool) o el propio servidor DNS caído.</w:t>
       </w:r>
     </w:p>
@@ -1699,45 +2214,72 @@
         <w:rPr>
           <w:b/>
           <w:bCs/>
+          <w:lang w:val="es-ES"/>
         </w:rPr>
         <w:t xml:space="preserve">NTP</w:t>
       </w:r>
       <w:r>
-        <w:t xml:space="preserve"> </w:t>
-      </w:r>
-      <w:r>
+        <w:rPr>
+          <w:lang w:val="es-ES"/>
+        </w:rPr>
+        <w:t xml:space="preserve"> </w:t>
+      </w:r>
+      <w:r>
+        <w:rPr>
+          <w:lang w:val="es-ES"/>
+        </w:rPr>
         <w:t xml:space="preserve">solo sincroniza relojes;</w:t>
       </w:r>
       <w:r>
+        <w:rPr>
+          <w:lang w:val="es-ES"/>
+        </w:rPr>
         <w:t xml:space="preserve"> </w:t>
       </w:r>
       <w:r>
         <w:rPr>
           <w:b/>
           <w:bCs/>
+          <w:lang w:val="es-ES"/>
         </w:rPr>
         <w:t xml:space="preserve">DHCP</w:t>
       </w:r>
       <w:r>
-        <w:t xml:space="preserve"> </w:t>
-      </w:r>
-      <w:r>
+        <w:rPr>
+          <w:lang w:val="es-ES"/>
+        </w:rPr>
+        <w:t xml:space="preserve"> </w:t>
+      </w:r>
+      <w:r>
+        <w:rPr>
+          <w:lang w:val="es-ES"/>
+        </w:rPr>
         <w:t xml:space="preserve">está funcionando (hay IP y gateway);</w:t>
       </w:r>
       <w:r>
+        <w:rPr>
+          <w:lang w:val="es-ES"/>
+        </w:rPr>
         <w:t xml:space="preserve"> </w:t>
       </w:r>
       <w:r>
         <w:rPr>
           <w:b/>
           <w:bCs/>
+          <w:lang w:val="es-ES"/>
         </w:rPr>
         <w:t xml:space="preserve">routing</w:t>
       </w:r>
       <w:r>
-        <w:t xml:space="preserve"> </w:t>
-      </w:r>
-      <w:r>
+        <w:rPr>
+          <w:lang w:val="es-ES"/>
+        </w:rPr>
+        <w:t xml:space="preserve"> </w:t>
+      </w:r>
+      <w:r>
+        <w:rPr>
+          <w:lang w:val="es-ES"/>
+        </w:rPr>
         <w:t xml:space="preserve">hay: las consultas a 1.1.1.1 van y vuelven. El único servicio que falla es la resolución de nombres con el servidor asignado.</w:t>
       </w:r>
     </w:p>

--- a/docx/10-servicios-red/boletin-U10-avanzado-resuelto.docx
+++ b/docx/10-servicios-red/boletin-U10-avanzado-resuelto.docx
@@ -15,9 +15,6 @@
             <w:pStyle w:val="TOCHeading"/>
           </w:pPr>
           <w:r>
-            <w:rPr>
-              <w:lang w:val="es-ES"/>
-            </w:rPr>
             <w:t xml:space="preserve">Table of Contents</w:t>
           </w:r>
         </w:p>
@@ -37,9 +34,6 @@
         <w:pStyle w:val="Heading1"/>
       </w:pPr>
       <w:r>
-        <w:rPr>
-          <w:lang w:val="es-ES"/>
-        </w:rPr>
         <w:t xml:space="preserve">Boletín UD10 — Avanzado (Resuelto)</w:t>
       </w:r>
     </w:p>
@@ -50,9 +44,6 @@
         <w:pStyle w:val="Heading1"/>
       </w:pPr>
       <w:r>
-        <w:rPr>
-          <w:lang w:val="es-ES"/>
-        </w:rPr>
         <w:t xml:space="preserve">✅ Boletín UD10 — Avanzado (Resuelto)</w:t>
       </w:r>
     </w:p>
@@ -69,9 +60,6 @@
         <w:pStyle w:val="Heading2"/>
       </w:pPr>
       <w:r>
-        <w:rPr>
-          <w:lang w:val="es-ES"/>
-        </w:rPr>
         <w:t xml:space="preserve">1. DHCP en el router Cisco</w:t>
       </w:r>
     </w:p>
@@ -200,9 +188,6 @@
         </w:numPr>
       </w:pPr>
       <w:r>
-        <w:rPr>
-          <w:lang w:val="es-ES"/>
-        </w:rPr>
         <w:t xml:space="preserve">Secuencia de diagnóstico:</w:t>
       </w:r>
     </w:p>
@@ -217,20 +202,13 @@
       <w:r>
         <w:rPr>
           <w:rStyle w:val="VerbatimChar"/>
-          <w:lang w:val="es-ES"/>
         </w:rPr>
         <w:t xml:space="preserve">show running-config | section dhcp</w:t>
       </w:r>
       <w:r>
-        <w:rPr>
-          <w:lang w:val="es-ES"/>
-        </w:rPr>
-        <w:t xml:space="preserve"> </w:t>
-      </w:r>
-      <w:r>
-        <w:rPr>
-          <w:lang w:val="es-ES"/>
-        </w:rPr>
+        <w:t xml:space="preserve"> </w:t>
+      </w:r>
+      <w:r>
         <w:t xml:space="preserve">→ ¿existe el pool y las exclusiones?</w:t>
       </w:r>
     </w:p>
@@ -245,20 +223,13 @@
       <w:r>
         <w:rPr>
           <w:rStyle w:val="VerbatimChar"/>
-          <w:lang w:val="es-ES"/>
         </w:rPr>
         <w:t xml:space="preserve">show ip dhcp binding</w:t>
       </w:r>
       <w:r>
-        <w:rPr>
-          <w:lang w:val="es-ES"/>
-        </w:rPr>
-        <w:t xml:space="preserve"> </w:t>
-      </w:r>
-      <w:r>
-        <w:rPr>
-          <w:lang w:val="es-ES"/>
-        </w:rPr>
+        <w:t xml:space="preserve"> </w:t>
+      </w:r>
+      <w:r>
         <w:t xml:space="preserve">→ ¿ha entregado alguna dirección alguna vez? Si nadie tiene concesión, el problema es de alcance (VLAN/helper) o de pool.</w:t>
       </w:r>
     </w:p>
@@ -273,20 +244,13 @@
       <w:r>
         <w:rPr>
           <w:rStyle w:val="VerbatimChar"/>
-          <w:lang w:val="es-ES"/>
         </w:rPr>
         <w:t xml:space="preserve">show ip interface brief</w:t>
       </w:r>
       <w:r>
-        <w:rPr>
-          <w:lang w:val="es-ES"/>
-        </w:rPr>
-        <w:t xml:space="preserve"> </w:t>
-      </w:r>
-      <w:r>
-        <w:rPr>
-          <w:lang w:val="es-ES"/>
-        </w:rPr>
+        <w:t xml:space="preserve"> </w:t>
+      </w:r>
+      <w:r>
         <w:t xml:space="preserve">→ ¿la interfaz de la LAN está Up/Up con su IP? (si está down, el pool no sirve)</w:t>
       </w:r>
     </w:p>
@@ -299,59 +263,36 @@
         </w:numPr>
       </w:pPr>
       <w:r>
-        <w:rPr>
-          <w:lang w:val="es-ES"/>
-        </w:rPr>
         <w:t xml:space="preserve">En el PC:</w:t>
       </w:r>
       <w:r>
-        <w:rPr>
-          <w:lang w:val="es-ES"/>
-        </w:rPr>
         <w:t xml:space="preserve"> </w:t>
       </w:r>
       <w:r>
         <w:rPr>
           <w:rStyle w:val="VerbatimChar"/>
-          <w:lang w:val="es-ES"/>
         </w:rPr>
         <w:t xml:space="preserve">ipconfig /renew</w:t>
       </w:r>
       <w:r>
-        <w:rPr>
-          <w:lang w:val="es-ES"/>
-        </w:rPr>
-        <w:t xml:space="preserve"> </w:t>
-      </w:r>
-      <w:r>
-        <w:rPr>
-          <w:lang w:val="es-ES"/>
-        </w:rPr>
+        <w:t xml:space="preserve"> </w:t>
+      </w:r>
+      <w:r>
         <w:t xml:space="preserve">y mira si llega Offer; si no llega, comprueba que PC y servidor comparten red o que existe</w:t>
       </w:r>
       <w:r>
-        <w:rPr>
-          <w:lang w:val="es-ES"/>
-        </w:rPr>
         <w:t xml:space="preserve"> </w:t>
       </w:r>
       <w:r>
         <w:rPr>
           <w:rStyle w:val="VerbatimChar"/>
-          <w:lang w:val="es-ES"/>
         </w:rPr>
         <w:t xml:space="preserve">ip helper-address</w:t>
       </w:r>
       <w:r>
-        <w:rPr>
-          <w:lang w:val="es-ES"/>
-        </w:rPr>
-        <w:t xml:space="preserve"> </w:t>
-      </w:r>
-      <w:r>
-        <w:rPr>
-          <w:lang w:val="es-ES"/>
-        </w:rPr>
+        <w:t xml:space="preserve"> </w:t>
+      </w:r>
+      <w:r>
         <w:t xml:space="preserve">en la VLAN.</w:t>
       </w:r>
     </w:p>
@@ -364,9 +305,6 @@
         </w:numPr>
       </w:pPr>
       <w:r>
-        <w:rPr>
-          <w:lang w:val="es-ES"/>
-        </w:rPr>
         <w:t xml:space="preserve">Repasa exclusiones: si por error excluyes toda la subred, el pool no tiene nada que ofrecer.</w:t>
       </w:r>
     </w:p>
@@ -377,9 +315,6 @@
         <w:pStyle w:val="Heading2"/>
       </w:pPr>
       <w:r>
-        <w:rPr>
-          <w:lang w:val="es-ES"/>
-        </w:rPr>
         <w:t xml:space="preserve">2. DNS jerárquico</w:t>
       </w:r>
     </w:p>
@@ -392,9 +327,6 @@
         </w:numPr>
       </w:pPr>
       <w:r>
-        <w:rPr>
-          <w:lang w:val="es-ES"/>
-        </w:rPr>
         <w:t xml:space="preserve">Recorrido:</w:t>
       </w:r>
     </w:p>
@@ -407,9 +339,6 @@
         </w:numPr>
       </w:pPr>
       <w:r>
-        <w:rPr>
-          <w:lang w:val="es-ES"/>
-        </w:rPr>
         <w:t xml:space="preserve">El resolver del PC pregunta al DNS configurado (p. ej. el router o el DNS del centro).</w:t>
       </w:r>
     </w:p>
@@ -422,60 +351,37 @@
         </w:numPr>
       </w:pPr>
       <w:r>
-        <w:rPr>
-          <w:lang w:val="es-ES"/>
-        </w:rPr>
         <w:t xml:space="preserve">Si ese resolver no tiene la respuesta en caché, pregunta a un</w:t>
       </w:r>
       <w:r>
-        <w:rPr>
-          <w:lang w:val="es-ES"/>
-        </w:rPr>
         <w:t xml:space="preserve"> </w:t>
       </w:r>
       <w:r>
         <w:rPr>
           <w:b/>
           <w:bCs/>
-          <w:lang w:val="es-ES"/>
         </w:rPr>
         <w:t xml:space="preserve">servidor raíz</w:t>
       </w:r>
       <w:r>
-        <w:rPr>
-          <w:lang w:val="es-ES"/>
-        </w:rPr>
         <w:t xml:space="preserve">:</w:t>
       </w:r>
       <w:r>
-        <w:rPr>
-          <w:lang w:val="es-ES"/>
-        </w:rPr>
-        <w:t xml:space="preserve"> </w:t>
-      </w:r>
-      <w:r>
-        <w:rPr>
-          <w:lang w:val="es-ES"/>
-        </w:rPr>
+        <w:t xml:space="preserve"> </w:t>
+      </w:r>
+      <w:r>
         <w:t xml:space="preserve">“¿quién es la autoridad de</w:t>
       </w:r>
       <w:r>
-        <w:rPr>
-          <w:lang w:val="es-ES"/>
-        </w:rPr>
         <w:t xml:space="preserve"> </w:t>
       </w:r>
       <w:r>
         <w:rPr>
           <w:rStyle w:val="VerbatimChar"/>
-          <w:lang w:val="es-ES"/>
         </w:rPr>
         <w:t xml:space="preserve">.es</w:t>
       </w:r>
       <w:r>
-        <w:rPr>
-          <w:lang w:val="es-ES"/>
-        </w:rPr>
         <w:t xml:space="preserve">?”</w:t>
       </w:r>
     </w:p>
@@ -488,42 +394,28 @@
         </w:numPr>
       </w:pPr>
       <w:r>
-        <w:rPr>
-          <w:lang w:val="es-ES"/>
-        </w:rPr>
         <w:t xml:space="preserve">El raíz responde con los servidores del</w:t>
       </w:r>
       <w:r>
-        <w:rPr>
-          <w:lang w:val="es-ES"/>
-        </w:rPr>
         <w:t xml:space="preserve"> </w:t>
       </w:r>
       <w:r>
         <w:rPr>
           <w:b/>
           <w:bCs/>
-          <w:lang w:val="es-ES"/>
         </w:rPr>
         <w:t xml:space="preserve">TLD</w:t>
       </w:r>
       <w:r>
-        <w:rPr>
-          <w:lang w:val="es-ES"/>
-        </w:rPr>
         <w:t xml:space="preserve"> </w:t>
       </w:r>
       <w:r>
         <w:rPr>
           <w:rStyle w:val="VerbatimChar"/>
-          <w:lang w:val="es-ES"/>
         </w:rPr>
         <w:t xml:space="preserve">.es</w:t>
       </w:r>
       <w:r>
-        <w:rPr>
-          <w:lang w:val="es-ES"/>
-        </w:rPr>
         <w:t xml:space="preserve">.</w:t>
       </w:r>
     </w:p>
@@ -536,54 +428,34 @@
         </w:numPr>
       </w:pPr>
       <w:r>
-        <w:rPr>
-          <w:lang w:val="es-ES"/>
-        </w:rPr>
         <w:t xml:space="preserve">El resolver pregunta al TLD, que le da los servidores</w:t>
       </w:r>
       <w:r>
-        <w:rPr>
-          <w:lang w:val="es-ES"/>
-        </w:rPr>
         <w:t xml:space="preserve"> </w:t>
       </w:r>
       <w:r>
         <w:rPr>
           <w:b/>
           <w:bCs/>
-          <w:lang w:val="es-ES"/>
         </w:rPr>
         <w:t xml:space="preserve">autoritativos</w:t>
       </w:r>
       <w:r>
-        <w:rPr>
-          <w:lang w:val="es-ES"/>
-        </w:rPr>
-        <w:t xml:space="preserve"> </w:t>
-      </w:r>
-      <w:r>
-        <w:rPr>
-          <w:lang w:val="es-ES"/>
-        </w:rPr>
+        <w:t xml:space="preserve"> </w:t>
+      </w:r>
+      <w:r>
         <w:t xml:space="preserve">de</w:t>
       </w:r>
       <w:r>
-        <w:rPr>
-          <w:lang w:val="es-ES"/>
-        </w:rPr>
         <w:t xml:space="preserve"> </w:t>
       </w:r>
       <w:r>
         <w:rPr>
           <w:rStyle w:val="VerbatimChar"/>
-          <w:lang w:val="es-ES"/>
         </w:rPr>
         <w:t xml:space="preserve">ejemplo.es</w:t>
       </w:r>
       <w:r>
-        <w:rPr>
-          <w:lang w:val="es-ES"/>
-        </w:rPr>
         <w:t xml:space="preserve">.</w:t>
       </w:r>
     </w:p>
@@ -596,28 +468,18 @@
         </w:numPr>
       </w:pPr>
       <w:r>
-        <w:rPr>
-          <w:lang w:val="es-ES"/>
-        </w:rPr>
         <w:t xml:space="preserve">El autoritativo responde el registro A de</w:t>
       </w:r>
       <w:r>
-        <w:rPr>
-          <w:lang w:val="es-ES"/>
-        </w:rPr>
         <w:t xml:space="preserve"> </w:t>
       </w:r>
       <w:r>
         <w:rPr>
           <w:rStyle w:val="VerbatimChar"/>
-          <w:lang w:val="es-ES"/>
         </w:rPr>
         <w:t xml:space="preserve">www.ejemplo.es</w:t>
       </w:r>
       <w:r>
-        <w:rPr>
-          <w:lang w:val="es-ES"/>
-        </w:rPr>
         <w:t xml:space="preserve">.</w:t>
       </w:r>
     </w:p>
@@ -630,9 +492,6 @@
         </w:numPr>
       </w:pPr>
       <w:r>
-        <w:rPr>
-          <w:lang w:val="es-ES"/>
-        </w:rPr>
         <w:t xml:space="preserve">El resolver entrega la IP al PC y la guarda en su caché.</w:t>
       </w:r>
     </w:p>
@@ -644,35 +503,22 @@
         </w:numPr>
       </w:pPr>
       <w:r>
-        <w:rPr>
-          <w:lang w:val="es-ES"/>
-        </w:rPr>
         <w:t xml:space="preserve">La segunda vez la respuesta sale de la</w:t>
       </w:r>
       <w:r>
-        <w:rPr>
-          <w:lang w:val="es-ES"/>
-        </w:rPr>
         <w:t xml:space="preserve"> </w:t>
       </w:r>
       <w:r>
         <w:rPr>
           <w:b/>
           <w:bCs/>
-          <w:lang w:val="es-ES"/>
         </w:rPr>
         <w:t xml:space="preserve">caché</w:t>
       </w:r>
       <w:r>
-        <w:rPr>
-          <w:lang w:val="es-ES"/>
-        </w:rPr>
-        <w:t xml:space="preserve"> </w:t>
-      </w:r>
-      <w:r>
-        <w:rPr>
-          <w:lang w:val="es-ES"/>
-        </w:rPr>
+        <w:t xml:space="preserve"> </w:t>
+      </w:r>
+      <w:r>
         <w:t xml:space="preserve">del resolver (y probablemente también de la del propio PC): ni raíz ni TLD ni autoritativo se consultan.</w:t>
       </w:r>
     </w:p>
@@ -684,35 +530,22 @@
         </w:numPr>
       </w:pPr>
       <w:r>
-        <w:rPr>
-          <w:lang w:val="es-ES"/>
-        </w:rPr>
         <w:t xml:space="preserve">El</w:t>
       </w:r>
       <w:r>
-        <w:rPr>
-          <w:lang w:val="es-ES"/>
-        </w:rPr>
         <w:t xml:space="preserve"> </w:t>
       </w:r>
       <w:r>
         <w:rPr>
           <w:b/>
           <w:bCs/>
-          <w:lang w:val="es-ES"/>
         </w:rPr>
         <w:t xml:space="preserve">TTL</w:t>
       </w:r>
       <w:r>
-        <w:rPr>
-          <w:lang w:val="es-ES"/>
-        </w:rPr>
-        <w:t xml:space="preserve"> </w:t>
-      </w:r>
-      <w:r>
-        <w:rPr>
-          <w:lang w:val="es-ES"/>
-        </w:rPr>
+        <w:t xml:space="preserve"> </w:t>
+      </w:r>
+      <w:r>
         <w:t xml:space="preserve">define cuántos segundos puede reutilizarse una respuesta cacheada. TTL corto = cambios rápidos pero más consultas; TTL largo = menos tráfico pero cambios lentos en propagarse.</w:t>
       </w:r>
     </w:p>
@@ -723,9 +556,6 @@
         <w:pStyle w:val="Heading2"/>
       </w:pPr>
       <w:r>
-        <w:rPr>
-          <w:lang w:val="es-ES"/>
-        </w:rPr>
         <w:t xml:space="preserve">3. Selección de registros para un mini-proyecto</w:t>
       </w:r>
     </w:p>
@@ -736,7 +566,6 @@
       <w:r>
         <w:rPr>
           <w:rStyle w:val="VerbatimChar"/>
-          <w:lang w:val="es-ES"/>
         </w:rPr>
         <w:t xml:space="preserve">instituto.edu.      A      198.51.100.10</w:t>
       </w:r>
@@ -746,7 +575,6 @@
       <w:r>
         <w:rPr>
           <w:rStyle w:val="VerbatimChar"/>
-          <w:lang w:val="es-ES"/>
         </w:rPr>
         <w:t xml:space="preserve">instituto.edu.      AAAA   2001:db8::10</w:t>
       </w:r>
@@ -756,7 +584,6 @@
       <w:r>
         <w:rPr>
           <w:rStyle w:val="VerbatimChar"/>
-          <w:lang w:val="es-ES"/>
         </w:rPr>
         <w:t xml:space="preserve">www                 A      198.51.100.10</w:t>
       </w:r>
@@ -766,7 +593,6 @@
       <w:r>
         <w:rPr>
           <w:rStyle w:val="VerbatimChar"/>
-          <w:lang w:val="es-ES"/>
         </w:rPr>
         <w:t xml:space="preserve">www                 AAAA   2001:db8::10</w:t>
       </w:r>
@@ -776,7 +602,6 @@
       <w:r>
         <w:rPr>
           <w:rStyle w:val="VerbatimChar"/>
-          <w:lang w:val="es-ES"/>
         </w:rPr>
         <w:t xml:space="preserve">aulas               CNAME  www.instituto.edu.</w:t>
       </w:r>
@@ -786,7 +611,6 @@
       <w:r>
         <w:rPr>
           <w:rStyle w:val="VerbatimChar"/>
-          <w:lang w:val="es-ES"/>
         </w:rPr>
         <w:t xml:space="preserve">instituto.edu.      MX 10  mail.proveedor.com.</w:t>
       </w:r>
@@ -796,9 +620,6 @@
         <w:pStyle w:val="FirstParagraph"/>
       </w:pPr>
       <w:r>
-        <w:rPr>
-          <w:lang w:val="es-ES"/>
-        </w:rPr>
         <w:t xml:space="preserve">(En los registros MX el nombre del servidor de correo debe tener su propio A/AAAA.)</w:t>
       </w:r>
     </w:p>
@@ -810,60 +631,37 @@
         </w:numPr>
       </w:pPr>
       <w:r>
-        <w:rPr>
-          <w:lang w:val="es-ES"/>
-        </w:rPr>
         <w:t xml:space="preserve">El</w:t>
       </w:r>
       <w:r>
-        <w:rPr>
-          <w:lang w:val="es-ES"/>
-        </w:rPr>
         <w:t xml:space="preserve"> </w:t>
       </w:r>
       <w:r>
         <w:rPr>
           <w:b/>
           <w:bCs/>
-          <w:lang w:val="es-ES"/>
         </w:rPr>
         <w:t xml:space="preserve">MX</w:t>
       </w:r>
       <w:r>
-        <w:rPr>
-          <w:lang w:val="es-ES"/>
-        </w:rPr>
-        <w:t xml:space="preserve"> </w:t>
-      </w:r>
-      <w:r>
-        <w:rPr>
-          <w:lang w:val="es-ES"/>
-        </w:rPr>
+        <w:t xml:space="preserve"> </w:t>
+      </w:r>
+      <w:r>
         <w:t xml:space="preserve">del dominio apuntando a</w:t>
       </w:r>
       <w:r>
-        <w:rPr>
-          <w:lang w:val="es-ES"/>
-        </w:rPr>
         <w:t xml:space="preserve"> </w:t>
       </w:r>
       <w:r>
         <w:rPr>
           <w:rStyle w:val="VerbatimChar"/>
-          <w:lang w:val="es-ES"/>
         </w:rPr>
         <w:t xml:space="preserve">mail.proveedor.com.</w:t>
       </w:r>
       <w:r>
-        <w:rPr>
-          <w:lang w:val="es-ES"/>
-        </w:rPr>
-        <w:t xml:space="preserve"> </w:t>
-      </w:r>
-      <w:r>
-        <w:rPr>
-          <w:lang w:val="es-ES"/>
-        </w:rPr>
+        <w:t xml:space="preserve"> </w:t>
+      </w:r>
+      <w:r>
         <w:t xml:space="preserve">(con punto final), más el A/AAAA de ese host si no lo gestiona el proveedor.</w:t>
       </w:r>
     </w:p>
@@ -878,20 +676,13 @@
         <w:rPr>
           <w:b/>
           <w:bCs/>
-          <w:lang w:val="es-ES"/>
         </w:rPr>
         <w:t xml:space="preserve">No.</w:t>
       </w:r>
       <w:r>
-        <w:rPr>
-          <w:lang w:val="es-ES"/>
-        </w:rPr>
-        <w:t xml:space="preserve"> </w:t>
-      </w:r>
-      <w:r>
-        <w:rPr>
-          <w:lang w:val="es-ES"/>
-        </w:rPr>
+        <w:t xml:space="preserve"> </w:t>
+      </w:r>
+      <w:r>
         <w:t xml:space="preserve">La RFC prohíbe CNAME en el apex del dominio (convive con SOA/NS). Para el raíz se usan registros A/AAAA directos, o ALIAS/ANAME donde el proveedor lo ofrezca.</w:t>
       </w:r>
     </w:p>
@@ -902,9 +693,6 @@
         <w:pStyle w:val="Heading2"/>
       </w:pPr>
       <w:r>
-        <w:rPr>
-          <w:lang w:val="es-ES"/>
-        </w:rPr>
         <w:t xml:space="preserve">4. Diagnóstico con nslookup</w:t>
       </w:r>
     </w:p>
@@ -916,35 +704,22 @@
         </w:numPr>
       </w:pPr>
       <w:r>
-        <w:rPr>
-          <w:lang w:val="es-ES"/>
-        </w:rPr>
         <w:t xml:space="preserve">El</w:t>
       </w:r>
       <w:r>
-        <w:rPr>
-          <w:lang w:val="es-ES"/>
-        </w:rPr>
         <w:t xml:space="preserve"> </w:t>
       </w:r>
       <w:r>
         <w:rPr>
           <w:b/>
           <w:bCs/>
-          <w:lang w:val="es-ES"/>
         </w:rPr>
         <w:t xml:space="preserve">servidor DNS configurado no responde</w:t>
       </w:r>
       <w:r>
-        <w:rPr>
-          <w:lang w:val="es-ES"/>
-        </w:rPr>
-        <w:t xml:space="preserve"> </w:t>
-      </w:r>
-      <w:r>
-        <w:rPr>
-          <w:lang w:val="es-ES"/>
-        </w:rPr>
+        <w:t xml:space="preserve"> </w:t>
+      </w:r>
+      <w:r>
         <w:t xml:space="preserve">(timeout). La consulta no se resuelve: problema de alcance o del propio servidor 192.168.1.1.</w:t>
       </w:r>
     </w:p>
@@ -956,79 +731,49 @@
         </w:numPr>
       </w:pPr>
       <w:r>
-        <w:rPr>
-          <w:lang w:val="es-ES"/>
-        </w:rPr>
         <w:t xml:space="preserve">Consulta correcta:</w:t>
       </w:r>
       <w:r>
-        <w:rPr>
-          <w:lang w:val="es-ES"/>
-        </w:rPr>
         <w:t xml:space="preserve"> </w:t>
       </w:r>
       <w:r>
         <w:rPr>
           <w:rStyle w:val="VerbatimChar"/>
-          <w:lang w:val="es-ES"/>
         </w:rPr>
         <w:t xml:space="preserve">www</w:t>
       </w:r>
       <w:r>
-        <w:rPr>
-          <w:lang w:val="es-ES"/>
-        </w:rPr>
-        <w:t xml:space="preserve"> </w:t>
-      </w:r>
-      <w:r>
-        <w:rPr>
-          <w:lang w:val="es-ES"/>
-        </w:rPr>
+        <w:t xml:space="preserve"> </w:t>
+      </w:r>
+      <w:r>
         <w:t xml:space="preserve">es un</w:t>
       </w:r>
       <w:r>
-        <w:rPr>
-          <w:lang w:val="es-ES"/>
-        </w:rPr>
         <w:t xml:space="preserve"> </w:t>
       </w:r>
       <w:r>
         <w:rPr>
           <w:b/>
           <w:bCs/>
-          <w:lang w:val="es-ES"/>
         </w:rPr>
         <w:t xml:space="preserve">CNAME</w:t>
       </w:r>
       <w:r>
-        <w:rPr>
-          <w:lang w:val="es-ES"/>
-        </w:rPr>
-        <w:t xml:space="preserve"> </w:t>
-      </w:r>
-      <w:r>
-        <w:rPr>
-          <w:lang w:val="es-ES"/>
-        </w:rPr>
+        <w:t xml:space="preserve"> </w:t>
+      </w:r>
+      <w:r>
         <w:t xml:space="preserve">hacia</w:t>
       </w:r>
       <w:r>
-        <w:rPr>
-          <w:lang w:val="es-ES"/>
-        </w:rPr>
         <w:t xml:space="preserve"> </w:t>
       </w:r>
       <w:r>
         <w:rPr>
           <w:rStyle w:val="VerbatimChar"/>
-          <w:lang w:val="es-ES"/>
         </w:rPr>
         <w:t xml:space="preserve">web.ejemplo.es</w:t>
       </w:r>
       <w:r>
-        <w:rPr>
-          <w:lang w:val="es-ES"/>
-        </w:rPr>
         <w:t xml:space="preserve">, que resuelve a 203.0.113.99. Todo normal: la cadena de alias termina en un A.</w:t>
       </w:r>
     </w:p>
@@ -1040,29 +785,19 @@
         </w:numPr>
       </w:pPr>
       <w:r>
-        <w:rPr>
-          <w:lang w:val="es-ES"/>
-        </w:rPr>
         <w:t xml:space="preserve">El</w:t>
       </w:r>
       <w:r>
-        <w:rPr>
-          <w:lang w:val="es-ES"/>
-        </w:rPr>
         <w:t xml:space="preserve"> </w:t>
       </w:r>
       <w:r>
         <w:rPr>
           <w:b/>
           <w:bCs/>
-          <w:lang w:val="es-ES"/>
         </w:rPr>
         <w:t xml:space="preserve">DNS funciona pero el navegador no</w:t>
       </w:r>
       <w:r>
-        <w:rPr>
-          <w:lang w:val="es-ES"/>
-        </w:rPr>
         <w:t xml:space="preserve">: prueba caché del navegador corrupta (vaciarla), un proxy configurado, un archivo hosts con una entrada vieja, o un firewall local. El DNS es una capa; la navegación depende de más cosas.</w:t>
       </w:r>
     </w:p>
@@ -1073,9 +808,6 @@
         <w:pStyle w:val="Heading2"/>
       </w:pPr>
       <w:r>
-        <w:rPr>
-          <w:lang w:val="es-ES"/>
-        </w:rPr>
         <w:t xml:space="preserve">5. NTP con jerarquía</w:t>
       </w:r>
     </w:p>
@@ -1091,7 +823,6 @@
         <w:rPr>
           <w:b/>
           <w:bCs/>
-          <w:lang w:val="es-ES"/>
         </w:rPr>
         <w:t xml:space="preserve">Diseño:</w:t>
       </w:r>
@@ -1105,34 +836,21 @@
         </w:numPr>
       </w:pPr>
       <w:r>
-        <w:rPr>
-          <w:lang w:val="es-ES"/>
-        </w:rPr>
         <w:t xml:space="preserve">R1 (borde) sincroniza con servidores públicos (p. ej.</w:t>
       </w:r>
       <w:r>
-        <w:rPr>
-          <w:lang w:val="es-ES"/>
-        </w:rPr>
         <w:t xml:space="preserve"> </w:t>
       </w:r>
       <w:r>
         <w:rPr>
           <w:rStyle w:val="VerbatimChar"/>
-          <w:lang w:val="es-ES"/>
         </w:rPr>
         <w:t xml:space="preserve">pool.ntp.org</w:t>
       </w:r>
       <w:r>
-        <w:rPr>
-          <w:lang w:val="es-ES"/>
-        </w:rPr>
-        <w:t xml:space="preserve"> </w:t>
-      </w:r>
-      <w:r>
-        <w:rPr>
-          <w:lang w:val="es-ES"/>
-        </w:rPr>
+        <w:t xml:space="preserve"> </w:t>
+      </w:r>
+      <w:r>
         <w:t xml:space="preserve">o el NTP del proveedor) → quedará en estrato 2 o 3.</w:t>
       </w:r>
     </w:p>
@@ -1145,9 +863,6 @@
         </w:numPr>
       </w:pPr>
       <w:r>
-        <w:rPr>
-          <w:lang w:val="es-ES"/>
-        </w:rPr>
         <w:t xml:space="preserve">S1 sincroniza con R1 → estrato 3 o 4.</w:t>
       </w:r>
     </w:p>
@@ -1160,21 +875,12 @@
         </w:numPr>
       </w:pPr>
       <w:r>
-        <w:rPr>
-          <w:lang w:val="es-ES"/>
-        </w:rPr>
         <w:t xml:space="preserve">Los switches de acceso y demás equipos sincronizan con S1 (o con R1 si la red es pequeña) → un estrato más abajo.</w:t>
       </w:r>
       <w:r>
-        <w:rPr>
-          <w:lang w:val="es-ES"/>
-        </w:rPr>
-        <w:t xml:space="preserve"> </w:t>
-      </w:r>
-      <w:r>
-        <w:rPr>
-          <w:lang w:val="es-ES"/>
-        </w:rPr>
+        <w:t xml:space="preserve"> </w:t>
+      </w:r>
+      <w:r>
         <w:t xml:space="preserve">Nunca todos los equipos contra Internet: peor control, más tráfico y menos consistencia interna.</w:t>
       </w:r>
     </w:p>
@@ -1367,72 +1073,45 @@
         <w:pStyle w:val="FirstParagraph"/>
       </w:pPr>
       <w:r>
-        <w:rPr>
-          <w:lang w:val="es-ES"/>
-        </w:rPr>
         <w:t xml:space="preserve">En</w:t>
       </w:r>
       <w:r>
-        <w:rPr>
-          <w:lang w:val="es-ES"/>
-        </w:rPr>
         <w:t xml:space="preserve"> </w:t>
       </w:r>
       <w:r>
         <w:rPr>
           <w:rStyle w:val="VerbatimChar"/>
-          <w:lang w:val="es-ES"/>
         </w:rPr>
         <w:t xml:space="preserve">show ntp status</w:t>
       </w:r>
       <w:r>
-        <w:rPr>
-          <w:lang w:val="es-ES"/>
-        </w:rPr>
-        <w:t xml:space="preserve"> </w:t>
-      </w:r>
-      <w:r>
-        <w:rPr>
-          <w:lang w:val="es-ES"/>
-        </w:rPr>
+        <w:t xml:space="preserve"> </w:t>
+      </w:r>
+      <w:r>
         <w:t xml:space="preserve">buscas la línea de sincronización y el estrato; en</w:t>
       </w:r>
       <w:r>
-        <w:rPr>
-          <w:lang w:val="es-ES"/>
-        </w:rPr>
         <w:t xml:space="preserve"> </w:t>
       </w:r>
       <w:r>
         <w:rPr>
           <w:rStyle w:val="VerbatimChar"/>
-          <w:lang w:val="es-ES"/>
         </w:rPr>
         <w:t xml:space="preserve">associations</w:t>
       </w:r>
       <w:r>
-        <w:rPr>
-          <w:lang w:val="es-ES"/>
-        </w:rPr>
         <w:t xml:space="preserve">, el peer elegido (marcado con</w:t>
       </w:r>
       <w:r>
-        <w:rPr>
-          <w:lang w:val="es-ES"/>
-        </w:rPr>
         <w:t xml:space="preserve"> </w:t>
       </w:r>
       <w:r>
         <w:rPr>
           <w:rStyle w:val="VerbatimChar"/>
-          <w:lang w:val="es-ES"/>
         </w:rPr>
         <w:t xml:space="preserve">*</w:t>
       </w:r>
       <w:r>
-        <w:rPr>
-          <w:lang w:val="es-ES"/>
-        </w:rPr>
         <w:t xml:space="preserve">), su IP y su estrato.</w:t>
       </w:r>
     </w:p>
@@ -1443,9 +1122,6 @@
         <w:pStyle w:val="Heading2"/>
       </w:pPr>
       <w:r>
-        <w:rPr>
-          <w:lang w:val="es-ES"/>
-        </w:rPr>
         <w:t xml:space="preserve">6. Los tres servicios en un solo caso</w:t>
       </w:r>
     </w:p>
@@ -1460,46 +1136,29 @@
         <w:rPr>
           <w:b/>
           <w:bCs/>
-          <w:lang w:val="es-ES"/>
         </w:rPr>
         <w:t xml:space="preserve">DHCP</w:t>
       </w:r>
       <w:r>
-        <w:rPr>
-          <w:lang w:val="es-ES"/>
-        </w:rPr>
-        <w:t xml:space="preserve"> </w:t>
-      </w:r>
-      <w:r>
-        <w:rPr>
-          <w:lang w:val="es-ES"/>
-        </w:rPr>
+        <w:t xml:space="preserve"> </w:t>
+      </w:r>
+      <w:r>
         <w:t xml:space="preserve">caído o inalcanzable. El rango 169.254.0.0/16 es</w:t>
       </w:r>
       <w:r>
-        <w:rPr>
-          <w:lang w:val="es-ES"/>
-        </w:rPr>
         <w:t xml:space="preserve"> </w:t>
       </w:r>
       <w:r>
         <w:rPr>
           <w:b/>
           <w:bCs/>
-          <w:lang w:val="es-ES"/>
         </w:rPr>
         <w:t xml:space="preserve">APIPA</w:t>
       </w:r>
       <w:r>
-        <w:rPr>
-          <w:lang w:val="es-ES"/>
-        </w:rPr>
-        <w:t xml:space="preserve"> </w:t>
-      </w:r>
-      <w:r>
-        <w:rPr>
-          <w:lang w:val="es-ES"/>
-        </w:rPr>
+        <w:t xml:space="preserve"> </w:t>
+      </w:r>
+      <w:r>
         <w:t xml:space="preserve">(Automatic Private IP Addressing): el PC se autoasigna una IP de ese rango cuando nadie le contesta al Discover.</w:t>
       </w:r>
     </w:p>
@@ -1511,54 +1170,34 @@
         </w:numPr>
       </w:pPr>
       <w:r>
-        <w:rPr>
-          <w:lang w:val="es-ES"/>
-        </w:rPr>
         <w:t xml:space="preserve">DHCP Discover es un</w:t>
       </w:r>
       <w:r>
-        <w:rPr>
-          <w:lang w:val="es-ES"/>
-        </w:rPr>
         <w:t xml:space="preserve"> </w:t>
       </w:r>
       <w:r>
         <w:rPr>
           <w:b/>
           <w:bCs/>
-          <w:lang w:val="es-ES"/>
         </w:rPr>
         <w:t xml:space="preserve">broadcast</w:t>
       </w:r>
       <w:r>
-        <w:rPr>
-          <w:lang w:val="es-ES"/>
-        </w:rPr>
         <w:t xml:space="preserve">, y los broadcasts no cruzan VLANs (ni routers). Si el PC está en otra VLAN distinta a la del servidor DHCP sin un</w:t>
       </w:r>
       <w:r>
-        <w:rPr>
-          <w:lang w:val="es-ES"/>
-        </w:rPr>
         <w:t xml:space="preserve"> </w:t>
       </w:r>
       <w:r>
         <w:rPr>
           <w:rStyle w:val="VerbatimChar"/>
-          <w:lang w:val="es-ES"/>
         </w:rPr>
         <w:t xml:space="preserve">ip helper-address</w:t>
       </w:r>
       <w:r>
-        <w:rPr>
-          <w:lang w:val="es-ES"/>
-        </w:rPr>
-        <w:t xml:space="preserve"> </w:t>
-      </w:r>
-      <w:r>
-        <w:rPr>
-          <w:lang w:val="es-ES"/>
-        </w:rPr>
+        <w:t xml:space="preserve"> </w:t>
+      </w:r>
+      <w:r>
         <w:t xml:space="preserve">en el router de esa VLAN, la petición nunca llega.</w:t>
       </w:r>
     </w:p>
@@ -1570,129 +1209,79 @@
         </w:numPr>
       </w:pPr>
       <w:r>
-        <w:rPr>
-          <w:lang w:val="es-ES"/>
-        </w:rPr>
         <w:t xml:space="preserve">Ahora falla</w:t>
       </w:r>
       <w:r>
-        <w:rPr>
-          <w:lang w:val="es-ES"/>
-        </w:rPr>
         <w:t xml:space="preserve"> </w:t>
       </w:r>
       <w:r>
         <w:rPr>
           <w:b/>
           <w:bCs/>
-          <w:lang w:val="es-ES"/>
         </w:rPr>
         <w:t xml:space="preserve">DNS</w:t>
       </w:r>
       <w:r>
-        <w:rPr>
-          <w:lang w:val="es-ES"/>
-        </w:rPr>
         <w:t xml:space="preserve">. Compruebas con</w:t>
       </w:r>
       <w:r>
-        <w:rPr>
-          <w:lang w:val="es-ES"/>
-        </w:rPr>
         <w:t xml:space="preserve"> </w:t>
       </w:r>
       <w:r>
         <w:rPr>
           <w:rStyle w:val="VerbatimChar"/>
-          <w:lang w:val="es-ES"/>
         </w:rPr>
         <w:t xml:space="preserve">nslookup</w:t>
       </w:r>
       <w:r>
-        <w:rPr>
-          <w:lang w:val="es-ES"/>
-        </w:rPr>
-        <w:t xml:space="preserve"> </w:t>
-      </w:r>
-      <w:r>
-        <w:rPr>
-          <w:lang w:val="es-ES"/>
-        </w:rPr>
+        <w:t xml:space="preserve"> </w:t>
+      </w:r>
+      <w:r>
         <w:t xml:space="preserve">(o</w:t>
       </w:r>
       <w:r>
-        <w:rPr>
-          <w:lang w:val="es-ES"/>
-        </w:rPr>
         <w:t xml:space="preserve"> </w:t>
       </w:r>
       <w:r>
         <w:rPr>
           <w:rStyle w:val="VerbatimChar"/>
-          <w:lang w:val="es-ES"/>
         </w:rPr>
         <w:t xml:space="preserve">Resolve-DnsName</w:t>
       </w:r>
       <w:r>
-        <w:rPr>
-          <w:lang w:val="es-ES"/>
-        </w:rPr>
-        <w:t xml:space="preserve"> </w:t>
-      </w:r>
-      <w:r>
-        <w:rPr>
-          <w:lang w:val="es-ES"/>
-        </w:rPr>
+        <w:t xml:space="preserve"> </w:t>
+      </w:r>
+      <w:r>
         <w:t xml:space="preserve">en PowerShell): si</w:t>
       </w:r>
       <w:r>
-        <w:rPr>
-          <w:lang w:val="es-ES"/>
-        </w:rPr>
         <w:t xml:space="preserve"> </w:t>
       </w:r>
       <w:r>
         <w:rPr>
           <w:rStyle w:val="VerbatimChar"/>
-          <w:lang w:val="es-ES"/>
         </w:rPr>
         <w:t xml:space="preserve">nslookup www.google.com 8.8.8.8</w:t>
       </w:r>
       <w:r>
-        <w:rPr>
-          <w:lang w:val="es-ES"/>
-        </w:rPr>
-        <w:t xml:space="preserve"> </w:t>
-      </w:r>
-      <w:r>
-        <w:rPr>
-          <w:lang w:val="es-ES"/>
-        </w:rPr>
+        <w:t xml:space="preserve"> </w:t>
+      </w:r>
+      <w:r>
         <w:t xml:space="preserve">funciona pero con el DNS asignado no, el problema es el servidor DNS asignado por DHCP (o su helper). Complementa con</w:t>
       </w:r>
       <w:r>
-        <w:rPr>
-          <w:lang w:val="es-ES"/>
-        </w:rPr>
         <w:t xml:space="preserve"> </w:t>
       </w:r>
       <w:r>
         <w:rPr>
           <w:rStyle w:val="VerbatimChar"/>
-          <w:lang w:val="es-ES"/>
         </w:rPr>
         <w:t xml:space="preserve">ping 8.8.8.8</w:t>
       </w:r>
       <w:r>
-        <w:rPr>
-          <w:lang w:val="es-ES"/>
-        </w:rPr>
-        <w:t xml:space="preserve"> </w:t>
-      </w:r>
-      <w:r>
-        <w:rPr>
-          <w:lang w:val="es-ES"/>
-        </w:rPr>
+        <w:t xml:space="preserve"> </w:t>
+      </w:r>
+      <w:r>
         <w:t xml:space="preserve">para confirmar que hay salida a Internet.</w:t>
       </w:r>
     </w:p>
@@ -1704,35 +1293,22 @@
         </w:numPr>
       </w:pPr>
       <w:r>
-        <w:rPr>
-          <w:lang w:val="es-ES"/>
-        </w:rPr>
         <w:t xml:space="preserve">El PC estaba bien porque los</w:t>
       </w:r>
       <w:r>
-        <w:rPr>
-          <w:lang w:val="es-ES"/>
-        </w:rPr>
         <w:t xml:space="preserve"> </w:t>
       </w:r>
       <w:r>
         <w:rPr>
           <w:b/>
           <w:bCs/>
-          <w:lang w:val="es-ES"/>
         </w:rPr>
         <w:t xml:space="preserve">PCs ya sincronizaban su reloj</w:t>
       </w:r>
       <w:r>
-        <w:rPr>
-          <w:lang w:val="es-ES"/>
-        </w:rPr>
-        <w:t xml:space="preserve"> </w:t>
-      </w:r>
-      <w:r>
-        <w:rPr>
-          <w:lang w:val="es-ES"/>
-        </w:rPr>
+        <w:t xml:space="preserve"> </w:t>
+      </w:r>
+      <w:r>
         <w:t xml:space="preserve">(con NTP interno o con Windows por Internet cuando hubo red). El switch, sin embargo, lleva su reloj propio sin fuente NTP configurada: tras el corte eléctrico perdió la hora (los switches sin NTP arrancan con fecha por defecto). De ahí la importancia de configurar NTP en los equipos de red, no solo en los PCs.</w:t>
       </w:r>
     </w:p>
@@ -1743,9 +1319,6 @@
         <w:pStyle w:val="Heading2"/>
       </w:pPr>
       <w:r>
-        <w:rPr>
-          <w:lang w:val="es-ES"/>
-        </w:rPr>
         <w:t xml:space="preserve">7. DHCPv6 y doble pila</w:t>
       </w:r>
     </w:p>
@@ -1760,46 +1333,29 @@
         <w:rPr>
           <w:b/>
           <w:bCs/>
-          <w:lang w:val="es-ES"/>
         </w:rPr>
         <w:t xml:space="preserve">SLAAC:</w:t>
       </w:r>
       <w:r>
-        <w:rPr>
-          <w:lang w:val="es-ES"/>
-        </w:rPr>
-        <w:t xml:space="preserve"> </w:t>
-      </w:r>
-      <w:r>
-        <w:rPr>
-          <w:lang w:val="es-ES"/>
-        </w:rPr>
+        <w:t xml:space="preserve"> </w:t>
+      </w:r>
+      <w:r>
         <w:t xml:space="preserve">el PC construye su propia dirección a partir del prefijo que anuncia el router (RA) + su identificador de interfaz (EUI-64 o aleatorio), sin servidor que lleve registro.</w:t>
       </w:r>
       <w:r>
-        <w:rPr>
-          <w:lang w:val="es-ES"/>
-        </w:rPr>
         <w:t xml:space="preserve"> </w:t>
       </w:r>
       <w:r>
         <w:rPr>
           <w:b/>
           <w:bCs/>
-          <w:lang w:val="es-ES"/>
         </w:rPr>
         <w:t xml:space="preserve">Stateful DHCPv6:</w:t>
       </w:r>
       <w:r>
-        <w:rPr>
-          <w:lang w:val="es-ES"/>
-        </w:rPr>
-        <w:t xml:space="preserve"> </w:t>
-      </w:r>
-      <w:r>
-        <w:rPr>
-          <w:lang w:val="es-ES"/>
-        </w:rPr>
+        <w:t xml:space="preserve"> </w:t>
+      </w:r>
+      <w:r>
         <w:t xml:space="preserve">un servidor DHCPv6 asigna y registra las direcciones, como DHCPv4 pero en IPv6.</w:t>
       </w:r>
     </w:p>
@@ -1814,38 +1370,22 @@
         <w:rPr>
           <w:b/>
           <w:bCs/>
-          <w:lang w:val="es-ES"/>
         </w:rPr>
         <w:t xml:space="preserve">SLAAC + stateless DHCPv6:</w:t>
       </w:r>
       <w:r>
-        <w:rPr>
-          <w:lang w:val="es-ES"/>
-        </w:rPr>
-        <w:t xml:space="preserve"> </w:t>
-      </w:r>
-      <w:r>
-        <w:rPr>
-          <w:lang w:val="es-ES"/>
-        </w:rPr>
+        <w:t xml:space="preserve"> </w:t>
+      </w:r>
+      <w:r>
         <w:t xml:space="preserve">los RA anuncian el prefijo (flag O=1, M=0) y el DHCPv6 solo entrega</w:t>
       </w:r>
       <w:r>
-        <w:rPr>
-          <w:lang w:val="es-ES"/>
-        </w:rPr>
-        <w:t xml:space="preserve"> </w:t>
-      </w:r>
-      <w:r>
-        <w:rPr>
-          <w:lang w:val="es-ES"/>
-        </w:rPr>
+        <w:t xml:space="preserve"> </w:t>
+      </w:r>
+      <w:r>
         <w:t xml:space="preserve">“otra información”</w:t>
       </w:r>
       <w:r>
-        <w:rPr>
-          <w:lang w:val="es-ES"/>
-        </w:rPr>
         <w:t xml:space="preserve">: DNS, dominio, NTP.</w:t>
       </w:r>
     </w:p>
@@ -2044,33 +1584,18 @@
         <w:pStyle w:val="Heading2"/>
       </w:pPr>
       <w:r>
-        <w:rPr>
-          <w:lang w:val="es-ES"/>
-        </w:rPr>
         <w:t xml:space="preserve">8. El</w:t>
       </w:r>
       <w:r>
-        <w:rPr>
-          <w:lang w:val="es-ES"/>
-        </w:rPr>
-        <w:t xml:space="preserve"> </w:t>
-      </w:r>
-      <w:r>
-        <w:rPr>
-          <w:lang w:val="es-ES"/>
-        </w:rPr>
+        <w:t xml:space="preserve"> </w:t>
+      </w:r>
+      <w:r>
         <w:t xml:space="preserve">“no tiene Internet”</w:t>
       </w:r>
       <w:r>
-        <w:rPr>
-          <w:lang w:val="es-ES"/>
-        </w:rPr>
-        <w:t xml:space="preserve"> </w:t>
-      </w:r>
-      <w:r>
-        <w:rPr>
-          <w:lang w:val="es-ES"/>
-        </w:rPr>
+        <w:t xml:space="preserve"> </w:t>
+      </w:r>
+      <w:r>
         <w:t xml:space="preserve">clásico</w:t>
       </w:r>
     </w:p>
@@ -2085,72 +1610,45 @@
         <w:rPr>
           <w:b/>
           <w:bCs/>
-          <w:lang w:val="es-ES"/>
         </w:rPr>
         <w:t xml:space="preserve">Sano:</w:t>
       </w:r>
       <w:r>
-        <w:rPr>
-          <w:lang w:val="es-ES"/>
-        </w:rPr>
-        <w:t xml:space="preserve"> </w:t>
-      </w:r>
-      <w:r>
-        <w:rPr>
-          <w:lang w:val="es-ES"/>
-        </w:rPr>
+        <w:t xml:space="preserve"> </w:t>
+      </w:r>
+      <w:r>
         <w:t xml:space="preserve">DHCP (IP y gateway correctos), routing básico (llega a 1.1.1.1, si nslookup contra 1.1.1.1 funciona hay salida a Internet).</w:t>
       </w:r>
       <w:r>
-        <w:rPr>
-          <w:lang w:val="es-ES"/>
-        </w:rPr>
         <w:t xml:space="preserve"> </w:t>
       </w:r>
       <w:r>
         <w:rPr>
           <w:b/>
           <w:bCs/>
-          <w:lang w:val="es-ES"/>
         </w:rPr>
         <w:t xml:space="preserve">Roto:</w:t>
       </w:r>
       <w:r>
-        <w:rPr>
-          <w:lang w:val="es-ES"/>
-        </w:rPr>
-        <w:t xml:space="preserve"> </w:t>
-      </w:r>
-      <w:r>
-        <w:rPr>
-          <w:lang w:val="es-ES"/>
-        </w:rPr>
+        <w:t xml:space="preserve"> </w:t>
+      </w:r>
+      <w:r>
         <w:t xml:space="preserve">el</w:t>
       </w:r>
       <w:r>
-        <w:rPr>
-          <w:lang w:val="es-ES"/>
-        </w:rPr>
         <w:t xml:space="preserve"> </w:t>
       </w:r>
       <w:r>
         <w:rPr>
           <w:b/>
           <w:bCs/>
-          <w:lang w:val="es-ES"/>
         </w:rPr>
         <w:t xml:space="preserve">DNS configurado</w:t>
       </w:r>
       <w:r>
-        <w:rPr>
-          <w:lang w:val="es-ES"/>
-        </w:rPr>
-        <w:t xml:space="preserve"> </w:t>
-      </w:r>
-      <w:r>
-        <w:rPr>
-          <w:lang w:val="es-ES"/>
-        </w:rPr>
+        <w:t xml:space="preserve"> </w:t>
+      </w:r>
+      <w:r>
         <w:t xml:space="preserve">en el equipo (el asignado no responde; uno externo sí).</w:t>
       </w:r>
     </w:p>
@@ -2172,34 +1670,21 @@
         </w:numPr>
       </w:pPr>
       <w:r>
-        <w:rPr>
-          <w:lang w:val="es-ES"/>
-        </w:rPr>
         <w:t xml:space="preserve">Arreglar/renombrar el servidor DNS configurado (por ejemplo poner 1.1.1.1 u 8.8.8.8 a mano) y 2) corregir de raíz el DNS que entrega el DHCP del router del centro (opción</w:t>
       </w:r>
       <w:r>
-        <w:rPr>
-          <w:lang w:val="es-ES"/>
-        </w:rPr>
         <w:t xml:space="preserve"> </w:t>
       </w:r>
       <w:r>
         <w:rPr>
           <w:rStyle w:val="VerbatimChar"/>
-          <w:lang w:val="es-ES"/>
         </w:rPr>
         <w:t xml:space="preserve">dns-server</w:t>
       </w:r>
       <w:r>
-        <w:rPr>
-          <w:lang w:val="es-ES"/>
-        </w:rPr>
-        <w:t xml:space="preserve"> </w:t>
-      </w:r>
-      <w:r>
-        <w:rPr>
-          <w:lang w:val="es-ES"/>
-        </w:rPr>
+        <w:t xml:space="preserve"> </w:t>
+      </w:r>
+      <w:r>
         <w:t xml:space="preserve">en el pool) o el propio servidor DNS caído.</w:t>
       </w:r>
     </w:p>
@@ -2214,72 +1699,45 @@
         <w:rPr>
           <w:b/>
           <w:bCs/>
-          <w:lang w:val="es-ES"/>
         </w:rPr>
         <w:t xml:space="preserve">NTP</w:t>
       </w:r>
       <w:r>
-        <w:rPr>
-          <w:lang w:val="es-ES"/>
-        </w:rPr>
-        <w:t xml:space="preserve"> </w:t>
-      </w:r>
-      <w:r>
-        <w:rPr>
-          <w:lang w:val="es-ES"/>
-        </w:rPr>
+        <w:t xml:space="preserve"> </w:t>
+      </w:r>
+      <w:r>
         <w:t xml:space="preserve">solo sincroniza relojes;</w:t>
       </w:r>
       <w:r>
-        <w:rPr>
-          <w:lang w:val="es-ES"/>
-        </w:rPr>
         <w:t xml:space="preserve"> </w:t>
       </w:r>
       <w:r>
         <w:rPr>
           <w:b/>
           <w:bCs/>
-          <w:lang w:val="es-ES"/>
         </w:rPr>
         <w:t xml:space="preserve">DHCP</w:t>
       </w:r>
       <w:r>
-        <w:rPr>
-          <w:lang w:val="es-ES"/>
-        </w:rPr>
-        <w:t xml:space="preserve"> </w:t>
-      </w:r>
-      <w:r>
-        <w:rPr>
-          <w:lang w:val="es-ES"/>
-        </w:rPr>
+        <w:t xml:space="preserve"> </w:t>
+      </w:r>
+      <w:r>
         <w:t xml:space="preserve">está funcionando (hay IP y gateway);</w:t>
       </w:r>
       <w:r>
-        <w:rPr>
-          <w:lang w:val="es-ES"/>
-        </w:rPr>
         <w:t xml:space="preserve"> </w:t>
       </w:r>
       <w:r>
         <w:rPr>
           <w:b/>
           <w:bCs/>
-          <w:lang w:val="es-ES"/>
         </w:rPr>
         <w:t xml:space="preserve">routing</w:t>
       </w:r>
       <w:r>
-        <w:rPr>
-          <w:lang w:val="es-ES"/>
-        </w:rPr>
-        <w:t xml:space="preserve"> </w:t>
-      </w:r>
-      <w:r>
-        <w:rPr>
-          <w:lang w:val="es-ES"/>
-        </w:rPr>
+        <w:t xml:space="preserve"> </w:t>
+      </w:r>
+      <w:r>
         <w:t xml:space="preserve">hay: las consultas a 1.1.1.1 van y vuelven. El único servicio que falla es la resolución de nombres con el servidor asignado.</w:t>
       </w:r>
     </w:p>

--- a/docx/10-servicios-red/boletin-U10-avanzado-resuelto.docx
+++ b/docx/10-servicios-red/boletin-U10-avanzado-resuelto.docx
@@ -28,23 +28,23 @@
         </w:p>
       </w:sdtContent>
     </w:sdt>
-    <w:bookmarkStart w:id="9" w:name="boletín-ud10-avanzado-resuelto"/>
+    <w:bookmarkStart w:id="9" w:name="X0e03b4c0ababc70a40da5a44328cdbe866ec971"/>
     <w:p>
       <w:pPr>
         <w:pStyle w:val="Heading1"/>
       </w:pPr>
       <w:r>
-        <w:t xml:space="preserve">Boletín UD10 — Avanzado (Resuelto)</w:t>
+        <w:t xml:space="preserve">Boletín de Servicios de red — Avanzado (Resuelto)</w:t>
       </w:r>
     </w:p>
     <w:bookmarkEnd w:id="9"/>
-    <w:bookmarkStart w:id="18" w:name="boletín-ud10-avanzado-resuelto-1"/>
+    <w:bookmarkStart w:id="18" w:name="Xedcf528125584294f2b0cade2ba93e3ef22a3e7"/>
     <w:p>
       <w:pPr>
         <w:pStyle w:val="Heading1"/>
       </w:pPr>
       <w:r>
-        <w:t xml:space="preserve">✅ Boletín UD10 — Avanzado (Resuelto)</w:t>
+        <w:t xml:space="preserve">✅ Boletín de Servicios de red — Avanzado (Resuelto)</w:t>
       </w:r>
     </w:p>
     <w:p>
